--- a/docs/TZ_ERP_1C_Akt_Sverki_Matrix_LIVE_MARIADB_2026-06-25.docx
+++ b/docs/TZ_ERP_1C_Akt_Sverki_Matrix_LIVE_MARIADB_2026-06-25.docx
@@ -152,7 +152,7 @@
                 <w:color w:val="1E1E1E"/>
                 <w:sz w:val="17"/>
               </w:rPr>
-              <w:t>LIVE MariaDB + тестовый монитор 1С / 2026-06-25 / финальное ТЗ для ERP-разработчика</w:t>
+              <w:t>PHP ERP + MariaDB + сервис 1С / 2026-06-25 / финальное ТЗ для ERP-разработчика</w:t>
             </w:r>
           </w:p>
         </w:tc>
@@ -208,7 +208,7 @@
                 <w:color w:val="1E1E1E"/>
                 <w:sz w:val="17"/>
               </w:rPr>
-              <w:t>Встроенный экран текущей PHP ERP, MariaDB, существующий SOAP-обмен с 1С; тестовый стенд может использовать загруженную выгрузку 1С в PostgreSQL только как кэш источника 1С.</w:t>
+              <w:t>Встроенный экран текущей PHP ERP, MariaDB, существующий SOAP-обмен с 1С.</w:t>
             </w:r>
           </w:p>
         </w:tc>
@@ -376,7 +376,7 @@
                 <w:color w:val="1E1E1E"/>
                 <w:sz w:val="17"/>
               </w:rPr>
-              <w:t>отдельный Python-модуль, новая БД, замена действующего ERP-интерфейса, внешние аналитические источники как часть production-расчета.</w:t>
+              <w:t>новая отдельная система, новая БД, замена действующего ERP-интерфейса, внешние аналитические файлы как источник расчета.</w:t>
             </w:r>
           </w:p>
         </w:tc>
@@ -1255,7 +1255,7 @@
                 <w:color w:val="1E1E1E"/>
                 <w:sz w:val="15"/>
               </w:rPr>
-              <w:t>Использование Google Sheets, аналитических XLSX или Python-скриптов как production-источника данных.</w:t>
+              <w:t>Использование внешних аналитических файлов как production-источника данных.</w:t>
             </w:r>
           </w:p>
         </w:tc>
@@ -1727,7 +1727,7 @@
                 <w:color w:val="1E1E1E"/>
                 <w:sz w:val="14"/>
               </w:rPr>
-              <w:t>MariaDB ERP + существующий SOAP-сервис 1С. На тестовом стенде допускается PostgreSQL-кэш загруженной выгрузки 1С; он не является новым production-источником.</w:t>
+              <w:t>MariaDB ERP + существующий SOAP-сервис 1С.</w:t>
             </w:r>
           </w:p>
         </w:tc>
@@ -1783,7 +1783,7 @@
                 <w:color w:val="1E1E1E"/>
                 <w:sz w:val="14"/>
               </w:rPr>
-              <w:t>Фоновый runner</w:t>
+              <w:t>Фоновый обработчик</w:t>
             </w:r>
           </w:p>
         </w:tc>
@@ -1837,7 +1837,7 @@
                 <w:color w:val="1E1E1E"/>
                 <w:sz w:val="14"/>
               </w:rPr>
-              <w:t>Те же источники, но в batch-режиме с сохранением снапшота результата.</w:t>
+              <w:t>Те же источники, но в пакетном режиме с сохранением снапшота результата.</w:t>
             </w:r>
           </w:p>
         </w:tc>
@@ -1924,7 +1924,7 @@
                 <w:color w:val="1E1E1E"/>
                 <w:sz w:val="19"/>
               </w:rPr>
-              <w:t>`Сальдо по поставкам` - ERP-расчет по выбранным поставкам. `Монитор ERP ↔ 1С` - отдельный процесс сравнения двух систем. Бейдж вида `9/9 ОК` в матрице документов не означает, что сальдо ERP равно сальдо 1С.</w:t>
+              <w:t>`Сальдо по поставкам` - ERP-расчет по выбранным поставкам. `Монитор ERP ↔ 1С` - отдельный процесс сравнения двух систем. На странице сальдо нельзя показывать документные статусы 1С: там остаются только `Долг` и `Переплата`.</w:t>
             </w:r>
           </w:p>
         </w:tc>
@@ -2052,7 +2052,7 @@
           <w:rFonts w:ascii="Calibri" w:hAnsi="Calibri"/>
           <w:sz w:val="20"/>
         </w:rPr>
-        <w:t>Пользователь видит итог: совпало ли сальдо, сколько документов совпало, чего нет в 1С, чего нет в ERP, какие поля расходятся.</w:t>
+        <w:t>Пользователь видит итог: совпало ли сальдо, сколько документов совпало, чего нет в 1С, чего нет в ERP, какие реквизиты или суммы расходятся.</w:t>
       </w:r>
     </w:p>
     <w:p>
@@ -2065,7 +2065,7 @@
           <w:rFonts w:ascii="Calibri" w:hAnsi="Calibri"/>
           <w:sz w:val="20"/>
         </w:rPr>
-        <w:t>Фоновые runner-задачи могут запускать тяжелую историческую сверку по расписанию и сохранять результат для просмотра без пересчета на экране.</w:t>
+        <w:t>Фоновые обработчики могут запускать тяжелую историческую сверку по расписанию и сохранять результат для просмотра без пересчета на экране.</w:t>
       </w:r>
     </w:p>
     <w:p>
@@ -2652,7 +2652,7 @@
                 <w:color w:val="1E1E1E"/>
                 <w:sz w:val="14"/>
               </w:rPr>
-              <w:t>Страница `Монитор ERP ↔ 1С` запускается отдельно от матрицы сальдо и работает через существующий PHP/SOAP-слой или согласованный кэш выгрузки 1С.</w:t>
+              <w:t>Страница `Монитор ERP ↔ 1С` запускается отдельно от матрицы сальдо и работает через текущий PHP ERP и существующий сервис 1С.</w:t>
             </w:r>
           </w:p>
         </w:tc>
@@ -2735,7 +2735,7 @@
                 <w:color w:val="1E1E1E"/>
                 <w:sz w:val="14"/>
               </w:rPr>
-              <w:t>Сверка ERP ↔ 1С возвращает статусы `ОК`, `Нет в 1С`, `Нет в ERP`, `Сумма расходится`, `Вопрос по НДС`, `Нет СФ/УПД`, `Сальдо расходится`, `Ошибка источника`.</w:t>
+              <w:t>Сверка ERP ↔ 1С возвращает статусы `ОК`, `Нет в 1С`, `Нет в ERP`, `Сумма расходится`, `Дата расходится`, `Номер расходится`, `Договор/заявка расходится`, `НДС расходится`, `Нет СФ/УПД`, `Сальдо расходится`, `Ошибка источника`.</w:t>
             </w:r>
           </w:p>
         </w:tc>
@@ -2762,7 +2762,7 @@
                 <w:color w:val="1E1E1E"/>
                 <w:sz w:val="14"/>
               </w:rPr>
-              <w:t>Пользователь видит причину, ERP-значение, 1С-значение, поле расхождения и ссылку на исходный документ.</w:t>
+              <w:t>Пользователь видит причину, ERP-значение, 1С-значение, конкретный вид расхождения и ссылку на исходный документ.</w:t>
             </w:r>
           </w:p>
         </w:tc>
@@ -3067,7 +3067,7 @@
                 <w:color w:val="1E1E1E"/>
                 <w:sz w:val="14"/>
               </w:rPr>
-              <w:t>Runner может выполнять тяжелые сверки по расписанию или вручную в фоне.</w:t>
+              <w:t>Фоновый обработчик может выполнять тяжелые сверки по расписанию или вручную.</w:t>
             </w:r>
           </w:p>
         </w:tc>
@@ -4724,7 +4724,7 @@
           <w:color w:val="2E74B5"/>
           <w:sz w:val="26"/>
         </w:rPr>
-        <w:t>3.2 Фоновый runner для тяжелых сверок</w:t>
+        <w:t>3.2 Фоновый обработчик для тяжелых сверок</w:t>
       </w:r>
     </w:p>
     <w:p>
@@ -4737,7 +4737,7 @@
           <w:color w:val="1E1E1E"/>
           <w:sz w:val="21"/>
         </w:rPr>
-        <w:t>Историческая сверка по всем клиентам и всем договорам не должна выполняться как обычный HTTP-запрос экрана. Для этого нужен runner, который запускается по расписанию или вручную и сохраняет результат.</w:t>
+        <w:t>Историческая сверка по всем клиентам и всем договорам не должна выполняться как обычный HTTP-запрос экрана. Для этого нужен фоновый обработчик, который запускается по расписанию или вручную и сохраняет результат.</w:t>
       </w:r>
     </w:p>
     <w:tbl>
@@ -5031,7 +5031,7 @@
                 <w:color w:val="1E1E1E"/>
                 <w:sz w:val="15"/>
               </w:rPr>
-              <w:t>у каждого результата показывать дату расчета и источник: live ERP, live 1С, cached 1С, ошибка источника</w:t>
+              <w:t>у каждого результата показывать дату расчета и источник: ERP, 1С, сохраненный результат, ошибка источника</w:t>
             </w:r>
           </w:p>
         </w:tc>
@@ -5143,7 +5143,7 @@
                 <w:color w:val="1E1E1E"/>
                 <w:sz w:val="15"/>
               </w:rPr>
-              <w:t>XLSX по результату runner формируется из сохраненного результата, а не пересчитывает тяжелые SQL и SOAP заново</w:t>
+              <w:t>XLSX по результату фонового обработчика формируется из сохраненного результата, а не пересчитывает тяжелые SQL и SOAP заново</w:t>
             </w:r>
           </w:p>
         </w:tc>
@@ -5293,7 +5293,7 @@
                 <w:color w:val="1E1E1E"/>
                 <w:sz w:val="15"/>
               </w:rPr>
-              <w:t>На экране нельзя запускать расчет по всему клиенту без лимита. Live-экран должен иметь малый лимит по умолчанию и пагинацию: контрольная проверка показала, что 3 поставки считаются десятки секунд, а 10 поставок уже неприемлемы как обычный HTTP-запрос. Тяжелые процедуры `get_paidsum/get_realizsum/get_expensessum/get_profit` выполнять только по выбранным `spec_id`. Большие выборки - только через runner/кэш результата.</w:t>
+              <w:t>На экране нельзя запускать расчет по всему клиенту без лимита. Онлайн-экран должен иметь малый лимит по умолчанию и пагинацию: контрольная проверка показала, что 3 поставки считаются десятки секунд, а 10 поставок уже неприемлемы как обычный HTTP-запрос. Тяжелые процедуры `get_paidsum/get_realizsum/get_expensessum/get_profit` выполнять только по выбранным `spec_id`. Большие выборки - только через фоновый обработчик/кэш результата.</w:t>
             </w:r>
           </w:p>
         </w:tc>
@@ -5461,7 +5461,7 @@
                 <w:color w:val="1E1E1E"/>
                 <w:sz w:val="15"/>
               </w:rPr>
-              <w:t>Production-реализация остается в текущем PHP ERP + MariaDB + SOAP 1С. Python-скрипты, Google Drive/Sheets и тестовые JSON/XLSX не являются частью промышленного контура. PostgreSQL можно использовать только как технический кэш загруженной выгрузки 1С, если это отдельно утверждено архитектурой.</w:t>
+              <w:t>Production-реализация остается в текущем PHP ERP + MariaDB + сервис 1С. Внешние аналитические файлы не являются источником расчета.</w:t>
             </w:r>
           </w:p>
         </w:tc>
@@ -6869,7 +6869,7 @@
                 <w:color w:val="1E1E1E"/>
                 <w:sz w:val="16"/>
               </w:rPr>
-              <w:t>Ошибки показываются бейджами с конкретной причиной: сумма, номер, дата, договор, НДС, отсутствие документа. Общий текст `Реквизиты` без поля не использовать.</w:t>
+              <w:t>На странице сальдо показывать только `Долг` и `Переплата`. Документные статусы 1С (`Нет в 1С`, `Сумма расходится`, `Договор/заявка расходится`) показывать только на странице `Монитор ERP ↔ 1С`.</w:t>
             </w:r>
           </w:p>
         </w:tc>
@@ -6944,7 +6944,7 @@
       <w:r>
         <w:drawing>
           <wp:inline xmlns:a="http://schemas.openxmlformats.org/drawingml/2006/main" xmlns:pic="http://schemas.openxmlformats.org/drawingml/2006/picture">
-            <wp:extent cx="5760720" cy="3343918"/>
+            <wp:extent cx="5760720" cy="3600450"/>
             <wp:docPr id="1" name="Picture 1"/>
             <wp:cNvGraphicFramePr>
               <a:graphicFrameLocks noChangeAspect="1"/>
@@ -6965,7 +6965,7 @@
                   <pic:spPr>
                     <a:xfrm>
                       <a:off x="0" y="0"/>
-                      <a:ext cx="5760720" cy="3343918"/>
+                      <a:ext cx="5760720" cy="3600450"/>
                     </a:xfrm>
                     <a:prstGeom prst="rect"/>
                   </pic:spPr>
@@ -6988,7 +6988,7 @@
           <w:color w:val="5A5A5A"/>
           <w:sz w:val="16"/>
         </w:rPr>
-        <w:t>Рисунок 1. Тестовый вид экрана `Сальдо по поставкам`: несколько поставок договора 660/1, ERP-расчет без обращения к 1С.</w:t>
+        <w:t>Рисунок 1. Референсный вид экрана `Сальдо по поставкам`: несколько поставок договора 660/1, ERP-расчет без обращения к 1С.</w:t>
       </w:r>
     </w:p>
     <w:p>
@@ -6999,7 +6999,7 @@
       <w:r>
         <w:drawing>
           <wp:inline xmlns:a="http://schemas.openxmlformats.org/drawingml/2006/main" xmlns:pic="http://schemas.openxmlformats.org/drawingml/2006/picture">
-            <wp:extent cx="5760720" cy="3928991"/>
+            <wp:extent cx="5760720" cy="3600450"/>
             <wp:docPr id="2" name="Picture 2"/>
             <wp:cNvGraphicFramePr>
               <a:graphicFrameLocks noChangeAspect="1"/>
@@ -7020,7 +7020,7 @@
                   <pic:spPr>
                     <a:xfrm>
                       <a:off x="0" y="0"/>
-                      <a:ext cx="5760720" cy="3928991"/>
+                      <a:ext cx="5760720" cy="3600450"/>
                     </a:xfrm>
                     <a:prstGeom prst="rect"/>
                   </pic:spPr>
@@ -7043,7 +7043,7 @@
           <w:color w:val="5A5A5A"/>
           <w:sz w:val="16"/>
         </w:rPr>
-        <w:t>Рисунок 2. Тестовый вид страницы `Монитор ERP ↔ 1С`: проверка документов по нескольким поставкам с источником 1С.</w:t>
+        <w:t>Рисунок 2. Референсный вид страницы `Монитор ERP ↔ 1С`: проверка документов по нескольким поставкам с источником 1С.</w:t>
       </w:r>
     </w:p>
     <w:p>
@@ -7054,7 +7054,7 @@
       <w:r>
         <w:drawing>
           <wp:inline xmlns:a="http://schemas.openxmlformats.org/drawingml/2006/main" xmlns:pic="http://schemas.openxmlformats.org/drawingml/2006/picture">
-            <wp:extent cx="5760720" cy="3240405"/>
+            <wp:extent cx="5760720" cy="3600450"/>
             <wp:docPr id="3" name="Picture 3"/>
             <wp:cNvGraphicFramePr>
               <a:graphicFrameLocks noChangeAspect="1"/>
@@ -7075,7 +7075,7 @@
                   <pic:spPr>
                     <a:xfrm>
                       <a:off x="0" y="0"/>
-                      <a:ext cx="5760720" cy="3240405"/>
+                      <a:ext cx="5760720" cy="3600450"/>
                     </a:xfrm>
                     <a:prstGeom prst="rect"/>
                   </pic:spPr>
@@ -11631,7 +11631,7 @@
                 <w:color w:val="1E1E1E"/>
                 <w:sz w:val="16"/>
               </w:rPr>
-              <w:t>Live-экран показывает небольшой срез поставок: рекомендуемый стартовый лимит 3-5, все остальное через пагинацию или фоновую XLSX/runner-задачу. Проверка `limit=10` на договоре 660/1 не уложилась в приемлемое время.</w:t>
+              <w:t>Онлайн-экран показывает небольшой срез поставок: рекомендуемый стартовый лимит 3-5, все остальное через пагинацию или фоновую XLSX-задачу. Проверка 10 поставок на договоре 660/1 не уложилась в приемлемое время.</w:t>
             </w:r>
           </w:p>
         </w:tc>
@@ -14658,7 +14658,7 @@
                 <w:color w:val="1E1E1E"/>
                 <w:sz w:val="15"/>
               </w:rPr>
-              <w:t>массив кодов расхождений с суммами ERP/1С, операцией, документом и причиной.</w:t>
+              <w:t>для сальдо: только `Долг`/`Переплата`; для монитора ERP ↔ 1С: массив кодов расхождений с суммами ERP/1С, операцией, документом и причиной.</w:t>
             </w:r>
           </w:p>
         </w:tc>
@@ -15524,65 +15524,18 @@
         <w:spacing w:after="40"/>
       </w:pPr>
     </w:p>
-    <w:tbl>
-      <w:tblGrid>
-        <w:gridCol w:w="9360"/>
-      </w:tblGrid>
-      <w:tblPr>
-        <w:tblStyle w:val="TableGrid"/>
-        <w:tblW w:type="dxa" w:w="9360"/>
-        <w:tblLayout w:type="fixed"/>
-        <w:tblLook w:firstColumn="1" w:firstRow="1" w:lastColumn="0" w:lastRow="0" w:noHBand="0" w:noVBand="1" w:val="04A0"/>
-        <w:tblInd w:w="120" w:type="dxa"/>
-      </w:tblPr>
-      <w:tr>
-        <w:tc>
-          <w:tcPr>
-            <w:tcW w:type="dxa" w:w="9360"/>
-            <w:tcMar>
-              <w:top w:w="80" w:type="dxa"/>
-              <w:start w:w="120" w:type="dxa"/>
-              <w:bottom w:w="80" w:type="dxa"/>
-              <w:end w:w="120" w:type="dxa"/>
-            </w:tcMar>
-            <w:vAlign w:val="center"/>
-            <w:shd w:fill="F4F6F9"/>
-          </w:tcPr>
-          <w:p>
-            <w:pPr>
-              <w:spacing w:after="60"/>
-            </w:pPr>
-            <w:r/>
-            <w:r>
-              <w:rPr>
-                <w:rFonts w:ascii="Calibri" w:hAnsi="Calibri"/>
-                <w:b/>
-                <w:color w:val="1F4D78"/>
-                <w:sz w:val="20"/>
-              </w:rPr>
-              <w:t>Где смотреть рабочий пример</w:t>
-            </w:r>
-          </w:p>
-          <w:p>
-            <w:pPr>
-              <w:spacing w:after="0" w:line="288" w:lineRule="auto"/>
-            </w:pPr>
-            <w:r>
-              <w:rPr>
-                <w:rFonts w:ascii="Calibri" w:hAnsi="Calibri"/>
-                <w:color w:val="1E1E1E"/>
-                <w:sz w:val="19"/>
-              </w:rPr>
-              <w:t>В репозитории рабочая проверка находится в `tools/server_mariadb_reconciliation_report.py`. Она не является production-кодом, но фиксирует SQL-связи, формулы, структуру данных и правила XLSX, которые нужно реализовать в ERP.</w:t>
-            </w:r>
-          </w:p>
-        </w:tc>
-      </w:tr>
-    </w:tbl>
     <w:p>
       <w:pPr>
-        <w:spacing w:after="40"/>
+        <w:spacing w:before="0" w:after="120" w:line="300" w:lineRule="auto"/>
       </w:pPr>
+      <w:r>
+        <w:rPr>
+          <w:rFonts w:ascii="Calibri" w:hAnsi="Calibri"/>
+          <w:color w:val="1E1E1E"/>
+          <w:sz w:val="21"/>
+        </w:rPr>
+        <w:t>Источник экрана и XLSX должен быть один: нормализованный набор блоков поставок, собранный из исходных таблиц ERP по правилам выше.</w:t>
+      </w:r>
     </w:p>
     <w:p>
       <w:pPr>
@@ -16500,7 +16453,7 @@
                 <w:color w:val="1E1E1E"/>
                 <w:sz w:val="15"/>
               </w:rPr>
-              <w:t>результат проверок ERP + 1С</w:t>
+              <w:t>расчет сальдо ERP</w:t>
             </w:r>
           </w:p>
         </w:tc>
@@ -16527,7 +16480,7 @@
                 <w:color w:val="1E1E1E"/>
                 <w:sz w:val="15"/>
               </w:rPr>
-              <w:t>один или несколько бейджей.</w:t>
+              <w:t>`Долг`, `Переплата` или пусто при нулевой дельте. Документные статусы 1С здесь не показывать.</w:t>
             </w:r>
           </w:p>
         </w:tc>
@@ -16556,9 +16509,10 @@
     </w:p>
     <w:tbl>
       <w:tblGrid>
-        <w:gridCol w:w="1500"/>
-        <w:gridCol w:w="3730"/>
-        <w:gridCol w:w="4130"/>
+        <w:gridCol w:w="1450"/>
+        <w:gridCol w:w="1600"/>
+        <w:gridCol w:w="3270"/>
+        <w:gridCol w:w="3040"/>
       </w:tblGrid>
       <w:tblPr>
         <w:tblStyle w:val="TableGrid"/>
@@ -16570,7 +16524,7 @@
       <w:tr>
         <w:tc>
           <w:tcPr>
-            <w:tcW w:type="dxa" w:w="1500"/>
+            <w:tcW w:type="dxa" w:w="1450"/>
             <w:tcMar>
               <w:top w:w="80" w:type="dxa"/>
               <w:start w:w="120" w:type="dxa"/>
@@ -16591,15 +16545,15 @@
                 <w:rFonts w:ascii="Calibri" w:hAnsi="Calibri"/>
                 <w:b/>
                 <w:color w:val="1F4D78"/>
-                <w:sz w:val="14"/>
-              </w:rPr>
-              <w:t>Статус</w:t>
-            </w:r>
-          </w:p>
-        </w:tc>
-        <w:tc>
-          <w:tcPr>
-            <w:tcW w:type="dxa" w:w="3730"/>
+                <w:sz w:val="13"/>
+              </w:rPr>
+              <w:t>Страница</w:t>
+            </w:r>
+          </w:p>
+        </w:tc>
+        <w:tc>
+          <w:tcPr>
+            <w:tcW w:type="dxa" w:w="1600"/>
             <w:tcMar>
               <w:top w:w="80" w:type="dxa"/>
               <w:start w:w="120" w:type="dxa"/>
@@ -16620,15 +16574,15 @@
                 <w:rFonts w:ascii="Calibri" w:hAnsi="Calibri"/>
                 <w:b/>
                 <w:color w:val="1F4D78"/>
-                <w:sz w:val="14"/>
-              </w:rPr>
-              <w:t>Когда ставим</w:t>
-            </w:r>
-          </w:p>
-        </w:tc>
-        <w:tc>
-          <w:tcPr>
-            <w:tcW w:type="dxa" w:w="4130"/>
+                <w:sz w:val="13"/>
+              </w:rPr>
+              <w:t>Статус</w:t>
+            </w:r>
+          </w:p>
+        </w:tc>
+        <w:tc>
+          <w:tcPr>
+            <w:tcW w:type="dxa" w:w="3270"/>
             <w:tcMar>
               <w:top w:w="80" w:type="dxa"/>
               <w:start w:w="120" w:type="dxa"/>
@@ -16649,7 +16603,36 @@
                 <w:rFonts w:ascii="Calibri" w:hAnsi="Calibri"/>
                 <w:b/>
                 <w:color w:val="1F4D78"/>
-                <w:sz w:val="14"/>
+                <w:sz w:val="13"/>
+              </w:rPr>
+              <w:t>Когда ставим</w:t>
+            </w:r>
+          </w:p>
+        </w:tc>
+        <w:tc>
+          <w:tcPr>
+            <w:tcW w:type="dxa" w:w="3040"/>
+            <w:tcMar>
+              <w:top w:w="80" w:type="dxa"/>
+              <w:start w:w="120" w:type="dxa"/>
+              <w:bottom w:w="80" w:type="dxa"/>
+              <w:end w:w="120" w:type="dxa"/>
+            </w:tcMar>
+            <w:vAlign w:val="center"/>
+            <w:shd w:fill="E8EEF5"/>
+          </w:tcPr>
+          <w:p>
+            <w:pPr>
+              <w:spacing w:before="0" w:after="0" w:line="252" w:lineRule="auto"/>
+              <w:jc w:val="center"/>
+            </w:pPr>
+            <w:r/>
+            <w:r>
+              <w:rPr>
+                <w:rFonts w:ascii="Calibri" w:hAnsi="Calibri"/>
+                <w:b/>
+                <w:color w:val="1F4D78"/>
+                <w:sz w:val="13"/>
               </w:rPr>
               <w:t>Что сравниваем</w:t>
             </w:r>
@@ -16659,82 +16642,109 @@
       <w:tr>
         <w:tc>
           <w:tcPr>
-            <w:tcW w:type="dxa" w:w="1500"/>
-            <w:tcMar>
-              <w:top w:w="80" w:type="dxa"/>
-              <w:start w:w="120" w:type="dxa"/>
-              <w:bottom w:w="80" w:type="dxa"/>
-              <w:end w:w="120" w:type="dxa"/>
-            </w:tcMar>
-            <w:vAlign w:val="center"/>
-          </w:tcPr>
-          <w:p>
-            <w:pPr>
-              <w:spacing w:before="0" w:after="0" w:line="252" w:lineRule="auto"/>
-            </w:pPr>
-            <w:r/>
-            <w:r>
-              <w:rPr>
-                <w:rFonts w:ascii="Calibri" w:hAnsi="Calibri"/>
-                <w:b w:val="0"/>
-                <w:color w:val="1E1E1E"/>
-                <w:sz w:val="14"/>
-              </w:rPr>
-              <w:t>ОК</w:t>
-            </w:r>
-          </w:p>
-        </w:tc>
-        <w:tc>
-          <w:tcPr>
-            <w:tcW w:type="dxa" w:w="3730"/>
-            <w:tcMar>
-              <w:top w:w="80" w:type="dxa"/>
-              <w:start w:w="120" w:type="dxa"/>
-              <w:bottom w:w="80" w:type="dxa"/>
-              <w:end w:w="120" w:type="dxa"/>
-            </w:tcMar>
-            <w:vAlign w:val="center"/>
-          </w:tcPr>
-          <w:p>
-            <w:pPr>
-              <w:spacing w:before="0" w:after="0" w:line="252" w:lineRule="auto"/>
-            </w:pPr>
-            <w:r/>
-            <w:r>
-              <w:rPr>
-                <w:rFonts w:ascii="Calibri" w:hAnsi="Calibri"/>
-                <w:b w:val="0"/>
-                <w:color w:val="1E1E1E"/>
-                <w:sz w:val="14"/>
-              </w:rPr>
-              <w:t>ключ документа найден в ERP и 1С, суммы и обязательные поля совпали</w:t>
-            </w:r>
-          </w:p>
-        </w:tc>
-        <w:tc>
-          <w:tcPr>
-            <w:tcW w:type="dxa" w:w="4130"/>
-            <w:tcMar>
-              <w:top w:w="80" w:type="dxa"/>
-              <w:start w:w="120" w:type="dxa"/>
-              <w:bottom w:w="80" w:type="dxa"/>
-              <w:end w:w="120" w:type="dxa"/>
-            </w:tcMar>
-            <w:vAlign w:val="center"/>
-          </w:tcPr>
-          <w:p>
-            <w:pPr>
-              <w:spacing w:before="0" w:after="0" w:line="252" w:lineRule="auto"/>
-            </w:pPr>
-            <w:r/>
-            <w:r>
-              <w:rPr>
-                <w:rFonts w:ascii="Calibri" w:hAnsi="Calibri"/>
-                <w:b w:val="0"/>
-                <w:color w:val="1E1E1E"/>
-                <w:sz w:val="14"/>
-              </w:rPr>
-              <w:t>код/номер/дата, организация, контрагент, договор, сумма, валюта, НДС при наличии</w:t>
+            <w:tcW w:type="dxa" w:w="1450"/>
+            <w:tcMar>
+              <w:top w:w="80" w:type="dxa"/>
+              <w:start w:w="120" w:type="dxa"/>
+              <w:bottom w:w="80" w:type="dxa"/>
+              <w:end w:w="120" w:type="dxa"/>
+            </w:tcMar>
+            <w:vAlign w:val="center"/>
+          </w:tcPr>
+          <w:p>
+            <w:pPr>
+              <w:spacing w:before="0" w:after="0" w:line="252" w:lineRule="auto"/>
+            </w:pPr>
+            <w:r/>
+            <w:r>
+              <w:rPr>
+                <w:rFonts w:ascii="Calibri" w:hAnsi="Calibri"/>
+                <w:b w:val="0"/>
+                <w:color w:val="1E1E1E"/>
+                <w:sz w:val="13"/>
+              </w:rPr>
+              <w:t>Сальдо</w:t>
+            </w:r>
+          </w:p>
+        </w:tc>
+        <w:tc>
+          <w:tcPr>
+            <w:tcW w:type="dxa" w:w="1600"/>
+            <w:tcMar>
+              <w:top w:w="80" w:type="dxa"/>
+              <w:start w:w="120" w:type="dxa"/>
+              <w:bottom w:w="80" w:type="dxa"/>
+              <w:end w:w="120" w:type="dxa"/>
+            </w:tcMar>
+            <w:vAlign w:val="center"/>
+          </w:tcPr>
+          <w:p>
+            <w:pPr>
+              <w:spacing w:before="0" w:after="0" w:line="252" w:lineRule="auto"/>
+            </w:pPr>
+            <w:r/>
+            <w:r>
+              <w:rPr>
+                <w:rFonts w:ascii="Calibri" w:hAnsi="Calibri"/>
+                <w:b w:val="0"/>
+                <w:color w:val="1E1E1E"/>
+                <w:sz w:val="13"/>
+              </w:rPr>
+              <w:t>Долг</w:t>
+            </w:r>
+          </w:p>
+        </w:tc>
+        <w:tc>
+          <w:tcPr>
+            <w:tcW w:type="dxa" w:w="3270"/>
+            <w:tcMar>
+              <w:top w:w="80" w:type="dxa"/>
+              <w:start w:w="120" w:type="dxa"/>
+              <w:bottom w:w="80" w:type="dxa"/>
+              <w:end w:w="120" w:type="dxa"/>
+            </w:tcMar>
+            <w:vAlign w:val="center"/>
+          </w:tcPr>
+          <w:p>
+            <w:pPr>
+              <w:spacing w:before="0" w:after="0" w:line="252" w:lineRule="auto"/>
+            </w:pPr>
+            <w:r/>
+            <w:r>
+              <w:rPr>
+                <w:rFonts w:ascii="Calibri" w:hAnsi="Calibri"/>
+                <w:b w:val="0"/>
+                <w:color w:val="1E1E1E"/>
+                <w:sz w:val="13"/>
+              </w:rPr>
+              <w:t>`SUM(get_paidsum) - SUM(get_realizsum) &lt; -0,01`</w:t>
+            </w:r>
+          </w:p>
+        </w:tc>
+        <w:tc>
+          <w:tcPr>
+            <w:tcW w:type="dxa" w:w="3040"/>
+            <w:tcMar>
+              <w:top w:w="80" w:type="dxa"/>
+              <w:start w:w="120" w:type="dxa"/>
+              <w:bottom w:w="80" w:type="dxa"/>
+              <w:end w:w="120" w:type="dxa"/>
+            </w:tcMar>
+            <w:vAlign w:val="center"/>
+          </w:tcPr>
+          <w:p>
+            <w:pPr>
+              <w:spacing w:before="0" w:after="0" w:line="252" w:lineRule="auto"/>
+            </w:pPr>
+            <w:r/>
+            <w:r>
+              <w:rPr>
+                <w:rFonts w:ascii="Calibri" w:hAnsi="Calibri"/>
+                <w:b w:val="0"/>
+                <w:color w:val="1E1E1E"/>
+                <w:sz w:val="13"/>
+              </w:rPr>
+              <w:t>только ERP-расчет по выбранным поставкам</w:t>
             </w:r>
           </w:p>
         </w:tc>
@@ -16742,82 +16752,109 @@
       <w:tr>
         <w:tc>
           <w:tcPr>
-            <w:tcW w:type="dxa" w:w="1500"/>
-            <w:tcMar>
-              <w:top w:w="80" w:type="dxa"/>
-              <w:start w:w="120" w:type="dxa"/>
-              <w:bottom w:w="80" w:type="dxa"/>
-              <w:end w:w="120" w:type="dxa"/>
-            </w:tcMar>
-            <w:vAlign w:val="center"/>
-          </w:tcPr>
-          <w:p>
-            <w:pPr>
-              <w:spacing w:before="0" w:after="0" w:line="252" w:lineRule="auto"/>
-            </w:pPr>
-            <w:r/>
-            <w:r>
-              <w:rPr>
-                <w:rFonts w:ascii="Calibri" w:hAnsi="Calibri"/>
-                <w:b w:val="0"/>
-                <w:color w:val="1E1E1E"/>
-                <w:sz w:val="14"/>
-              </w:rPr>
-              <w:t>Нет в 1С</w:t>
-            </w:r>
-          </w:p>
-        </w:tc>
-        <w:tc>
-          <w:tcPr>
-            <w:tcW w:type="dxa" w:w="3730"/>
-            <w:tcMar>
-              <w:top w:w="80" w:type="dxa"/>
-              <w:start w:w="120" w:type="dxa"/>
-              <w:bottom w:w="80" w:type="dxa"/>
-              <w:end w:w="120" w:type="dxa"/>
-            </w:tcMar>
-            <w:vAlign w:val="center"/>
-          </w:tcPr>
-          <w:p>
-            <w:pPr>
-              <w:spacing w:before="0" w:after="0" w:line="252" w:lineRule="auto"/>
-            </w:pPr>
-            <w:r/>
-            <w:r>
-              <w:rPr>
-                <w:rFonts w:ascii="Calibri" w:hAnsi="Calibri"/>
-                <w:b w:val="0"/>
-                <w:color w:val="1E1E1E"/>
-                <w:sz w:val="14"/>
-              </w:rPr>
-              <w:t>ERP-документ должен быть выгружен/найден, но 1С-сервис его не вернул</w:t>
-            </w:r>
-          </w:p>
-        </w:tc>
-        <w:tc>
-          <w:tcPr>
-            <w:tcW w:type="dxa" w:w="4130"/>
-            <w:tcMar>
-              <w:top w:w="80" w:type="dxa"/>
-              <w:start w:w="120" w:type="dxa"/>
-              <w:bottom w:w="80" w:type="dxa"/>
-              <w:end w:w="120" w:type="dxa"/>
-            </w:tcMar>
-            <w:vAlign w:val="center"/>
-          </w:tcPr>
-          <w:p>
-            <w:pPr>
-              <w:spacing w:before="0" w:after="0" w:line="252" w:lineRule="auto"/>
-            </w:pPr>
-            <w:r/>
-            <w:r>
-              <w:rPr>
-                <w:rFonts w:ascii="Calibri" w:hAnsi="Calibri"/>
-                <w:b w:val="0"/>
-                <w:color w:val="1E1E1E"/>
-                <w:sz w:val="14"/>
-              </w:rPr>
-              <w:t>по типу документа, коду 1С, номеру, дате и организации</w:t>
+            <w:tcW w:type="dxa" w:w="1450"/>
+            <w:tcMar>
+              <w:top w:w="80" w:type="dxa"/>
+              <w:start w:w="120" w:type="dxa"/>
+              <w:bottom w:w="80" w:type="dxa"/>
+              <w:end w:w="120" w:type="dxa"/>
+            </w:tcMar>
+            <w:vAlign w:val="center"/>
+          </w:tcPr>
+          <w:p>
+            <w:pPr>
+              <w:spacing w:before="0" w:after="0" w:line="252" w:lineRule="auto"/>
+            </w:pPr>
+            <w:r/>
+            <w:r>
+              <w:rPr>
+                <w:rFonts w:ascii="Calibri" w:hAnsi="Calibri"/>
+                <w:b w:val="0"/>
+                <w:color w:val="1E1E1E"/>
+                <w:sz w:val="13"/>
+              </w:rPr>
+              <w:t>Сальдо</w:t>
+            </w:r>
+          </w:p>
+        </w:tc>
+        <w:tc>
+          <w:tcPr>
+            <w:tcW w:type="dxa" w:w="1600"/>
+            <w:tcMar>
+              <w:top w:w="80" w:type="dxa"/>
+              <w:start w:w="120" w:type="dxa"/>
+              <w:bottom w:w="80" w:type="dxa"/>
+              <w:end w:w="120" w:type="dxa"/>
+            </w:tcMar>
+            <w:vAlign w:val="center"/>
+          </w:tcPr>
+          <w:p>
+            <w:pPr>
+              <w:spacing w:before="0" w:after="0" w:line="252" w:lineRule="auto"/>
+            </w:pPr>
+            <w:r/>
+            <w:r>
+              <w:rPr>
+                <w:rFonts w:ascii="Calibri" w:hAnsi="Calibri"/>
+                <w:b w:val="0"/>
+                <w:color w:val="1E1E1E"/>
+                <w:sz w:val="13"/>
+              </w:rPr>
+              <w:t>Переплата</w:t>
+            </w:r>
+          </w:p>
+        </w:tc>
+        <w:tc>
+          <w:tcPr>
+            <w:tcW w:type="dxa" w:w="3270"/>
+            <w:tcMar>
+              <w:top w:w="80" w:type="dxa"/>
+              <w:start w:w="120" w:type="dxa"/>
+              <w:bottom w:w="80" w:type="dxa"/>
+              <w:end w:w="120" w:type="dxa"/>
+            </w:tcMar>
+            <w:vAlign w:val="center"/>
+          </w:tcPr>
+          <w:p>
+            <w:pPr>
+              <w:spacing w:before="0" w:after="0" w:line="252" w:lineRule="auto"/>
+            </w:pPr>
+            <w:r/>
+            <w:r>
+              <w:rPr>
+                <w:rFonts w:ascii="Calibri" w:hAnsi="Calibri"/>
+                <w:b w:val="0"/>
+                <w:color w:val="1E1E1E"/>
+                <w:sz w:val="13"/>
+              </w:rPr>
+              <w:t>`SUM(get_paidsum) - SUM(get_realizsum) &gt; 0,01`</w:t>
+            </w:r>
+          </w:p>
+        </w:tc>
+        <w:tc>
+          <w:tcPr>
+            <w:tcW w:type="dxa" w:w="3040"/>
+            <w:tcMar>
+              <w:top w:w="80" w:type="dxa"/>
+              <w:start w:w="120" w:type="dxa"/>
+              <w:bottom w:w="80" w:type="dxa"/>
+              <w:end w:w="120" w:type="dxa"/>
+            </w:tcMar>
+            <w:vAlign w:val="center"/>
+          </w:tcPr>
+          <w:p>
+            <w:pPr>
+              <w:spacing w:before="0" w:after="0" w:line="252" w:lineRule="auto"/>
+            </w:pPr>
+            <w:r/>
+            <w:r>
+              <w:rPr>
+                <w:rFonts w:ascii="Calibri" w:hAnsi="Calibri"/>
+                <w:b w:val="0"/>
+                <w:color w:val="1E1E1E"/>
+                <w:sz w:val="13"/>
+              </w:rPr>
+              <w:t>только ERP-расчет по выбранным поставкам</w:t>
             </w:r>
           </w:p>
         </w:tc>
@@ -16825,82 +16862,109 @@
       <w:tr>
         <w:tc>
           <w:tcPr>
-            <w:tcW w:type="dxa" w:w="1500"/>
-            <w:tcMar>
-              <w:top w:w="80" w:type="dxa"/>
-              <w:start w:w="120" w:type="dxa"/>
-              <w:bottom w:w="80" w:type="dxa"/>
-              <w:end w:w="120" w:type="dxa"/>
-            </w:tcMar>
-            <w:vAlign w:val="center"/>
-          </w:tcPr>
-          <w:p>
-            <w:pPr>
-              <w:spacing w:before="0" w:after="0" w:line="252" w:lineRule="auto"/>
-            </w:pPr>
-            <w:r/>
-            <w:r>
-              <w:rPr>
-                <w:rFonts w:ascii="Calibri" w:hAnsi="Calibri"/>
-                <w:b w:val="0"/>
-                <w:color w:val="1E1E1E"/>
-                <w:sz w:val="14"/>
-              </w:rPr>
-              <w:t>Нет в ERP</w:t>
-            </w:r>
-          </w:p>
-        </w:tc>
-        <w:tc>
-          <w:tcPr>
-            <w:tcW w:type="dxa" w:w="3730"/>
-            <w:tcMar>
-              <w:top w:w="80" w:type="dxa"/>
-              <w:start w:w="120" w:type="dxa"/>
-              <w:bottom w:w="80" w:type="dxa"/>
-              <w:end w:w="120" w:type="dxa"/>
-            </w:tcMar>
-            <w:vAlign w:val="center"/>
-          </w:tcPr>
-          <w:p>
-            <w:pPr>
-              <w:spacing w:before="0" w:after="0" w:line="252" w:lineRule="auto"/>
-            </w:pPr>
-            <w:r/>
-            <w:r>
-              <w:rPr>
-                <w:rFonts w:ascii="Calibri" w:hAnsi="Calibri"/>
-                <w:b w:val="0"/>
-                <w:color w:val="1E1E1E"/>
-                <w:sz w:val="14"/>
-              </w:rPr>
-              <w:t>1С вернула документ, которому нет ERP-аналога</w:t>
-            </w:r>
-          </w:p>
-        </w:tc>
-        <w:tc>
-          <w:tcPr>
-            <w:tcW w:type="dxa" w:w="4130"/>
-            <w:tcMar>
-              <w:top w:w="80" w:type="dxa"/>
-              <w:start w:w="120" w:type="dxa"/>
-              <w:bottom w:w="80" w:type="dxa"/>
-              <w:end w:w="120" w:type="dxa"/>
-            </w:tcMar>
-            <w:vAlign w:val="center"/>
-          </w:tcPr>
-          <w:p>
-            <w:pPr>
-              <w:spacing w:before="0" w:after="0" w:line="252" w:lineRule="auto"/>
-            </w:pPr>
-            <w:r/>
-            <w:r>
-              <w:rPr>
-                <w:rFonts w:ascii="Calibri" w:hAnsi="Calibri"/>
-                <w:b w:val="0"/>
-                <w:color w:val="1E1E1E"/>
-                <w:sz w:val="14"/>
-              </w:rPr>
-              <w:t>номер/дата/организация/контрагент/договор/сумма</w:t>
+            <w:tcW w:type="dxa" w:w="1450"/>
+            <w:tcMar>
+              <w:top w:w="80" w:type="dxa"/>
+              <w:start w:w="120" w:type="dxa"/>
+              <w:bottom w:w="80" w:type="dxa"/>
+              <w:end w:w="120" w:type="dxa"/>
+            </w:tcMar>
+            <w:vAlign w:val="center"/>
+          </w:tcPr>
+          <w:p>
+            <w:pPr>
+              <w:spacing w:before="0" w:after="0" w:line="252" w:lineRule="auto"/>
+            </w:pPr>
+            <w:r/>
+            <w:r>
+              <w:rPr>
+                <w:rFonts w:ascii="Calibri" w:hAnsi="Calibri"/>
+                <w:b w:val="0"/>
+                <w:color w:val="1E1E1E"/>
+                <w:sz w:val="13"/>
+              </w:rPr>
+              <w:t>Сальдо</w:t>
+            </w:r>
+          </w:p>
+        </w:tc>
+        <w:tc>
+          <w:tcPr>
+            <w:tcW w:type="dxa" w:w="1600"/>
+            <w:tcMar>
+              <w:top w:w="80" w:type="dxa"/>
+              <w:start w:w="120" w:type="dxa"/>
+              <w:bottom w:w="80" w:type="dxa"/>
+              <w:end w:w="120" w:type="dxa"/>
+            </w:tcMar>
+            <w:vAlign w:val="center"/>
+          </w:tcPr>
+          <w:p>
+            <w:pPr>
+              <w:spacing w:before="0" w:after="0" w:line="252" w:lineRule="auto"/>
+            </w:pPr>
+            <w:r/>
+            <w:r>
+              <w:rPr>
+                <w:rFonts w:ascii="Calibri" w:hAnsi="Calibri"/>
+                <w:b w:val="0"/>
+                <w:color w:val="1E1E1E"/>
+                <w:sz w:val="13"/>
+              </w:rPr>
+              <w:t>пусто</w:t>
+            </w:r>
+          </w:p>
+        </w:tc>
+        <w:tc>
+          <w:tcPr>
+            <w:tcW w:type="dxa" w:w="3270"/>
+            <w:tcMar>
+              <w:top w:w="80" w:type="dxa"/>
+              <w:start w:w="120" w:type="dxa"/>
+              <w:bottom w:w="80" w:type="dxa"/>
+              <w:end w:w="120" w:type="dxa"/>
+            </w:tcMar>
+            <w:vAlign w:val="center"/>
+          </w:tcPr>
+          <w:p>
+            <w:pPr>
+              <w:spacing w:before="0" w:after="0" w:line="252" w:lineRule="auto"/>
+            </w:pPr>
+            <w:r/>
+            <w:r>
+              <w:rPr>
+                <w:rFonts w:ascii="Calibri" w:hAnsi="Calibri"/>
+                <w:b w:val="0"/>
+                <w:color w:val="1E1E1E"/>
+                <w:sz w:val="13"/>
+              </w:rPr>
+              <w:t>дельта в пределах допуска 0,01</w:t>
+            </w:r>
+          </w:p>
+        </w:tc>
+        <w:tc>
+          <w:tcPr>
+            <w:tcW w:type="dxa" w:w="3040"/>
+            <w:tcMar>
+              <w:top w:w="80" w:type="dxa"/>
+              <w:start w:w="120" w:type="dxa"/>
+              <w:bottom w:w="80" w:type="dxa"/>
+              <w:end w:w="120" w:type="dxa"/>
+            </w:tcMar>
+            <w:vAlign w:val="center"/>
+          </w:tcPr>
+          <w:p>
+            <w:pPr>
+              <w:spacing w:before="0" w:after="0" w:line="252" w:lineRule="auto"/>
+            </w:pPr>
+            <w:r/>
+            <w:r>
+              <w:rPr>
+                <w:rFonts w:ascii="Calibri" w:hAnsi="Calibri"/>
+                <w:b w:val="0"/>
+                <w:color w:val="1E1E1E"/>
+                <w:sz w:val="13"/>
+              </w:rPr>
+              <w:t>не показывать `ОК` и не показывать статусы 1С</w:t>
             </w:r>
           </w:p>
         </w:tc>
@@ -16908,82 +16972,109 @@
       <w:tr>
         <w:tc>
           <w:tcPr>
-            <w:tcW w:type="dxa" w:w="1500"/>
-            <w:tcMar>
-              <w:top w:w="80" w:type="dxa"/>
-              <w:start w:w="120" w:type="dxa"/>
-              <w:bottom w:w="80" w:type="dxa"/>
-              <w:end w:w="120" w:type="dxa"/>
-            </w:tcMar>
-            <w:vAlign w:val="center"/>
-          </w:tcPr>
-          <w:p>
-            <w:pPr>
-              <w:spacing w:before="0" w:after="0" w:line="252" w:lineRule="auto"/>
-            </w:pPr>
-            <w:r/>
-            <w:r>
-              <w:rPr>
-                <w:rFonts w:ascii="Calibri" w:hAnsi="Calibri"/>
-                <w:b w:val="0"/>
-                <w:color w:val="1E1E1E"/>
-                <w:sz w:val="14"/>
-              </w:rPr>
-              <w:t>Сумма расходится</w:t>
-            </w:r>
-          </w:p>
-        </w:tc>
-        <w:tc>
-          <w:tcPr>
-            <w:tcW w:type="dxa" w:w="3730"/>
-            <w:tcMar>
-              <w:top w:w="80" w:type="dxa"/>
-              <w:start w:w="120" w:type="dxa"/>
-              <w:bottom w:w="80" w:type="dxa"/>
-              <w:end w:w="120" w:type="dxa"/>
-            </w:tcMar>
-            <w:vAlign w:val="center"/>
-          </w:tcPr>
-          <w:p>
-            <w:pPr>
-              <w:spacing w:before="0" w:after="0" w:line="252" w:lineRule="auto"/>
-            </w:pPr>
-            <w:r/>
-            <w:r>
-              <w:rPr>
-                <w:rFonts w:ascii="Calibri" w:hAnsi="Calibri"/>
-                <w:b w:val="0"/>
-                <w:color w:val="1E1E1E"/>
-                <w:sz w:val="14"/>
-              </w:rPr>
-              <w:t>документ или агрегат найден, но сумма отличается больше допуска</w:t>
-            </w:r>
-          </w:p>
-        </w:tc>
-        <w:tc>
-          <w:tcPr>
-            <w:tcW w:type="dxa" w:w="4130"/>
-            <w:tcMar>
-              <w:top w:w="80" w:type="dxa"/>
-              <w:start w:w="120" w:type="dxa"/>
-              <w:bottom w:w="80" w:type="dxa"/>
-              <w:end w:w="120" w:type="dxa"/>
-            </w:tcMar>
-            <w:vAlign w:val="center"/>
-          </w:tcPr>
-          <w:p>
-            <w:pPr>
-              <w:spacing w:before="0" w:after="0" w:line="252" w:lineRule="auto"/>
-            </w:pPr>
-            <w:r/>
-            <w:r>
-              <w:rPr>
-                <w:rFonts w:ascii="Calibri" w:hAnsi="Calibri"/>
-                <w:b w:val="0"/>
-                <w:color w:val="1E1E1E"/>
-                <w:sz w:val="14"/>
-              </w:rPr>
-              <w:t>счет, оплата, акт, расход или итог поставки</w:t>
+            <w:tcW w:type="dxa" w:w="1450"/>
+            <w:tcMar>
+              <w:top w:w="80" w:type="dxa"/>
+              <w:start w:w="120" w:type="dxa"/>
+              <w:bottom w:w="80" w:type="dxa"/>
+              <w:end w:w="120" w:type="dxa"/>
+            </w:tcMar>
+            <w:vAlign w:val="center"/>
+          </w:tcPr>
+          <w:p>
+            <w:pPr>
+              <w:spacing w:before="0" w:after="0" w:line="252" w:lineRule="auto"/>
+            </w:pPr>
+            <w:r/>
+            <w:r>
+              <w:rPr>
+                <w:rFonts w:ascii="Calibri" w:hAnsi="Calibri"/>
+                <w:b w:val="0"/>
+                <w:color w:val="1E1E1E"/>
+                <w:sz w:val="13"/>
+              </w:rPr>
+              <w:t>Монитор ERP ↔ 1С</w:t>
+            </w:r>
+          </w:p>
+        </w:tc>
+        <w:tc>
+          <w:tcPr>
+            <w:tcW w:type="dxa" w:w="1600"/>
+            <w:tcMar>
+              <w:top w:w="80" w:type="dxa"/>
+              <w:start w:w="120" w:type="dxa"/>
+              <w:bottom w:w="80" w:type="dxa"/>
+              <w:end w:w="120" w:type="dxa"/>
+            </w:tcMar>
+            <w:vAlign w:val="center"/>
+          </w:tcPr>
+          <w:p>
+            <w:pPr>
+              <w:spacing w:before="0" w:after="0" w:line="252" w:lineRule="auto"/>
+            </w:pPr>
+            <w:r/>
+            <w:r>
+              <w:rPr>
+                <w:rFonts w:ascii="Calibri" w:hAnsi="Calibri"/>
+                <w:b w:val="0"/>
+                <w:color w:val="1E1E1E"/>
+                <w:sz w:val="13"/>
+              </w:rPr>
+              <w:t>ОК</w:t>
+            </w:r>
+          </w:p>
+        </w:tc>
+        <w:tc>
+          <w:tcPr>
+            <w:tcW w:type="dxa" w:w="3270"/>
+            <w:tcMar>
+              <w:top w:w="80" w:type="dxa"/>
+              <w:start w:w="120" w:type="dxa"/>
+              <w:bottom w:w="80" w:type="dxa"/>
+              <w:end w:w="120" w:type="dxa"/>
+            </w:tcMar>
+            <w:vAlign w:val="center"/>
+          </w:tcPr>
+          <w:p>
+            <w:pPr>
+              <w:spacing w:before="0" w:after="0" w:line="252" w:lineRule="auto"/>
+            </w:pPr>
+            <w:r/>
+            <w:r>
+              <w:rPr>
+                <w:rFonts w:ascii="Calibri" w:hAnsi="Calibri"/>
+                <w:b w:val="0"/>
+                <w:color w:val="1E1E1E"/>
+                <w:sz w:val="13"/>
+              </w:rPr>
+              <w:t>ключ документа найден в ERP и 1С, суммы и обязательные реквизиты совпали</w:t>
+            </w:r>
+          </w:p>
+        </w:tc>
+        <w:tc>
+          <w:tcPr>
+            <w:tcW w:type="dxa" w:w="3040"/>
+            <w:tcMar>
+              <w:top w:w="80" w:type="dxa"/>
+              <w:start w:w="120" w:type="dxa"/>
+              <w:bottom w:w="80" w:type="dxa"/>
+              <w:end w:w="120" w:type="dxa"/>
+            </w:tcMar>
+            <w:vAlign w:val="center"/>
+          </w:tcPr>
+          <w:p>
+            <w:pPr>
+              <w:spacing w:before="0" w:after="0" w:line="252" w:lineRule="auto"/>
+            </w:pPr>
+            <w:r/>
+            <w:r>
+              <w:rPr>
+                <w:rFonts w:ascii="Calibri" w:hAnsi="Calibri"/>
+                <w:b w:val="0"/>
+                <w:color w:val="1E1E1E"/>
+                <w:sz w:val="13"/>
+              </w:rPr>
+              <w:t>код/номер/дата, организация, контрагент, договор, сумма, валюта, НДС при наличии</w:t>
             </w:r>
           </w:p>
         </w:tc>
@@ -16991,82 +17082,109 @@
       <w:tr>
         <w:tc>
           <w:tcPr>
-            <w:tcW w:type="dxa" w:w="1500"/>
-            <w:tcMar>
-              <w:top w:w="80" w:type="dxa"/>
-              <w:start w:w="120" w:type="dxa"/>
-              <w:bottom w:w="80" w:type="dxa"/>
-              <w:end w:w="120" w:type="dxa"/>
-            </w:tcMar>
-            <w:vAlign w:val="center"/>
-          </w:tcPr>
-          <w:p>
-            <w:pPr>
-              <w:spacing w:before="0" w:after="0" w:line="252" w:lineRule="auto"/>
-            </w:pPr>
-            <w:r/>
-            <w:r>
-              <w:rPr>
-                <w:rFonts w:ascii="Calibri" w:hAnsi="Calibri"/>
-                <w:b w:val="0"/>
-                <w:color w:val="1E1E1E"/>
-                <w:sz w:val="14"/>
-              </w:rPr>
-              <w:t>Сальдо расходится</w:t>
-            </w:r>
-          </w:p>
-        </w:tc>
-        <w:tc>
-          <w:tcPr>
-            <w:tcW w:type="dxa" w:w="3730"/>
-            <w:tcMar>
-              <w:top w:w="80" w:type="dxa"/>
-              <w:start w:w="120" w:type="dxa"/>
-              <w:bottom w:w="80" w:type="dxa"/>
-              <w:end w:w="120" w:type="dxa"/>
-            </w:tcMar>
-            <w:vAlign w:val="center"/>
-          </w:tcPr>
-          <w:p>
-            <w:pPr>
-              <w:spacing w:before="0" w:after="0" w:line="252" w:lineRule="auto"/>
-            </w:pPr>
-            <w:r/>
-            <w:r>
-              <w:rPr>
-                <w:rFonts w:ascii="Calibri" w:hAnsi="Calibri"/>
-                <w:b w:val="0"/>
-                <w:color w:val="1E1E1E"/>
-                <w:sz w:val="14"/>
-              </w:rPr>
-              <w:t>начальное, обороты или конечное сальдо ERP и 1С отличаются</w:t>
-            </w:r>
-          </w:p>
-        </w:tc>
-        <w:tc>
-          <w:tcPr>
-            <w:tcW w:type="dxa" w:w="4130"/>
-            <w:tcMar>
-              <w:top w:w="80" w:type="dxa"/>
-              <w:start w:w="120" w:type="dxa"/>
-              <w:bottom w:w="80" w:type="dxa"/>
-              <w:end w:w="120" w:type="dxa"/>
-            </w:tcMar>
-            <w:vAlign w:val="center"/>
-          </w:tcPr>
-          <w:p>
-            <w:pPr>
-              <w:spacing w:before="0" w:after="0" w:line="252" w:lineRule="auto"/>
-            </w:pPr>
-            <w:r/>
-            <w:r>
-              <w:rPr>
-                <w:rFonts w:ascii="Calibri" w:hAnsi="Calibri"/>
-                <w:b w:val="0"/>
-                <w:color w:val="1E1E1E"/>
-                <w:sz w:val="14"/>
-              </w:rPr>
-              <w:t>только для отдельной страницы сверки ERP ↔ 1С</w:t>
+            <w:tcW w:type="dxa" w:w="1450"/>
+            <w:tcMar>
+              <w:top w:w="80" w:type="dxa"/>
+              <w:start w:w="120" w:type="dxa"/>
+              <w:bottom w:w="80" w:type="dxa"/>
+              <w:end w:w="120" w:type="dxa"/>
+            </w:tcMar>
+            <w:vAlign w:val="center"/>
+          </w:tcPr>
+          <w:p>
+            <w:pPr>
+              <w:spacing w:before="0" w:after="0" w:line="252" w:lineRule="auto"/>
+            </w:pPr>
+            <w:r/>
+            <w:r>
+              <w:rPr>
+                <w:rFonts w:ascii="Calibri" w:hAnsi="Calibri"/>
+                <w:b w:val="0"/>
+                <w:color w:val="1E1E1E"/>
+                <w:sz w:val="13"/>
+              </w:rPr>
+              <w:t>Монитор ERP ↔ 1С</w:t>
+            </w:r>
+          </w:p>
+        </w:tc>
+        <w:tc>
+          <w:tcPr>
+            <w:tcW w:type="dxa" w:w="1600"/>
+            <w:tcMar>
+              <w:top w:w="80" w:type="dxa"/>
+              <w:start w:w="120" w:type="dxa"/>
+              <w:bottom w:w="80" w:type="dxa"/>
+              <w:end w:w="120" w:type="dxa"/>
+            </w:tcMar>
+            <w:vAlign w:val="center"/>
+          </w:tcPr>
+          <w:p>
+            <w:pPr>
+              <w:spacing w:before="0" w:after="0" w:line="252" w:lineRule="auto"/>
+            </w:pPr>
+            <w:r/>
+            <w:r>
+              <w:rPr>
+                <w:rFonts w:ascii="Calibri" w:hAnsi="Calibri"/>
+                <w:b w:val="0"/>
+                <w:color w:val="1E1E1E"/>
+                <w:sz w:val="13"/>
+              </w:rPr>
+              <w:t>Нет в 1С</w:t>
+            </w:r>
+          </w:p>
+        </w:tc>
+        <w:tc>
+          <w:tcPr>
+            <w:tcW w:type="dxa" w:w="3270"/>
+            <w:tcMar>
+              <w:top w:w="80" w:type="dxa"/>
+              <w:start w:w="120" w:type="dxa"/>
+              <w:bottom w:w="80" w:type="dxa"/>
+              <w:end w:w="120" w:type="dxa"/>
+            </w:tcMar>
+            <w:vAlign w:val="center"/>
+          </w:tcPr>
+          <w:p>
+            <w:pPr>
+              <w:spacing w:before="0" w:after="0" w:line="252" w:lineRule="auto"/>
+            </w:pPr>
+            <w:r/>
+            <w:r>
+              <w:rPr>
+                <w:rFonts w:ascii="Calibri" w:hAnsi="Calibri"/>
+                <w:b w:val="0"/>
+                <w:color w:val="1E1E1E"/>
+                <w:sz w:val="13"/>
+              </w:rPr>
+              <w:t>ERP-документ должен быть выгружен/найден, но 1С-сервис его не вернул</w:t>
+            </w:r>
+          </w:p>
+        </w:tc>
+        <w:tc>
+          <w:tcPr>
+            <w:tcW w:type="dxa" w:w="3040"/>
+            <w:tcMar>
+              <w:top w:w="80" w:type="dxa"/>
+              <w:start w:w="120" w:type="dxa"/>
+              <w:bottom w:w="80" w:type="dxa"/>
+              <w:end w:w="120" w:type="dxa"/>
+            </w:tcMar>
+            <w:vAlign w:val="center"/>
+          </w:tcPr>
+          <w:p>
+            <w:pPr>
+              <w:spacing w:before="0" w:after="0" w:line="252" w:lineRule="auto"/>
+            </w:pPr>
+            <w:r/>
+            <w:r>
+              <w:rPr>
+                <w:rFonts w:ascii="Calibri" w:hAnsi="Calibri"/>
+                <w:b w:val="0"/>
+                <w:color w:val="1E1E1E"/>
+                <w:sz w:val="13"/>
+              </w:rPr>
+              <w:t>тип документа, код 1С, номер, дата, организация</w:t>
             </w:r>
           </w:p>
         </w:tc>
@@ -17074,82 +17192,109 @@
       <w:tr>
         <w:tc>
           <w:tcPr>
-            <w:tcW w:type="dxa" w:w="1500"/>
-            <w:tcMar>
-              <w:top w:w="80" w:type="dxa"/>
-              <w:start w:w="120" w:type="dxa"/>
-              <w:bottom w:w="80" w:type="dxa"/>
-              <w:end w:w="120" w:type="dxa"/>
-            </w:tcMar>
-            <w:vAlign w:val="center"/>
-          </w:tcPr>
-          <w:p>
-            <w:pPr>
-              <w:spacing w:before="0" w:after="0" w:line="252" w:lineRule="auto"/>
-            </w:pPr>
-            <w:r/>
-            <w:r>
-              <w:rPr>
-                <w:rFonts w:ascii="Calibri" w:hAnsi="Calibri"/>
-                <w:b w:val="0"/>
-                <w:color w:val="1E1E1E"/>
-                <w:sz w:val="14"/>
-              </w:rPr>
-              <w:t>Договор расходится</w:t>
-            </w:r>
-          </w:p>
-        </w:tc>
-        <w:tc>
-          <w:tcPr>
-            <w:tcW w:type="dxa" w:w="3730"/>
-            <w:tcMar>
-              <w:top w:w="80" w:type="dxa"/>
-              <w:start w:w="120" w:type="dxa"/>
-              <w:bottom w:w="80" w:type="dxa"/>
-              <w:end w:w="120" w:type="dxa"/>
-            </w:tcMar>
-            <w:vAlign w:val="center"/>
-          </w:tcPr>
-          <w:p>
-            <w:pPr>
-              <w:spacing w:before="0" w:after="0" w:line="252" w:lineRule="auto"/>
-            </w:pPr>
-            <w:r/>
-            <w:r>
-              <w:rPr>
-                <w:rFonts w:ascii="Calibri" w:hAnsi="Calibri"/>
-                <w:b w:val="0"/>
-                <w:color w:val="1E1E1E"/>
-                <w:sz w:val="14"/>
-              </w:rPr>
-              <w:t>сумма или номер найдены, но договор/заявка не совпадает</w:t>
-            </w:r>
-          </w:p>
-        </w:tc>
-        <w:tc>
-          <w:tcPr>
-            <w:tcW w:type="dxa" w:w="4130"/>
-            <w:tcMar>
-              <w:top w:w="80" w:type="dxa"/>
-              <w:start w:w="120" w:type="dxa"/>
-              <w:bottom w:w="80" w:type="dxa"/>
-              <w:end w:w="120" w:type="dxa"/>
-            </w:tcMar>
-            <w:vAlign w:val="center"/>
-          </w:tcPr>
-          <w:p>
-            <w:pPr>
-              <w:spacing w:before="0" w:after="0" w:line="252" w:lineRule="auto"/>
-            </w:pPr>
-            <w:r/>
-            <w:r>
-              <w:rPr>
-                <w:rFonts w:ascii="Calibri" w:hAnsi="Calibri"/>
-                <w:b w:val="0"/>
-                <w:color w:val="1E1E1E"/>
-                <w:sz w:val="14"/>
-              </w:rPr>
-              <w:t>dogcode, spec code, владелец, организация</w:t>
+            <w:tcW w:type="dxa" w:w="1450"/>
+            <w:tcMar>
+              <w:top w:w="80" w:type="dxa"/>
+              <w:start w:w="120" w:type="dxa"/>
+              <w:bottom w:w="80" w:type="dxa"/>
+              <w:end w:w="120" w:type="dxa"/>
+            </w:tcMar>
+            <w:vAlign w:val="center"/>
+          </w:tcPr>
+          <w:p>
+            <w:pPr>
+              <w:spacing w:before="0" w:after="0" w:line="252" w:lineRule="auto"/>
+            </w:pPr>
+            <w:r/>
+            <w:r>
+              <w:rPr>
+                <w:rFonts w:ascii="Calibri" w:hAnsi="Calibri"/>
+                <w:b w:val="0"/>
+                <w:color w:val="1E1E1E"/>
+                <w:sz w:val="13"/>
+              </w:rPr>
+              <w:t>Монитор ERP ↔ 1С</w:t>
+            </w:r>
+          </w:p>
+        </w:tc>
+        <w:tc>
+          <w:tcPr>
+            <w:tcW w:type="dxa" w:w="1600"/>
+            <w:tcMar>
+              <w:top w:w="80" w:type="dxa"/>
+              <w:start w:w="120" w:type="dxa"/>
+              <w:bottom w:w="80" w:type="dxa"/>
+              <w:end w:w="120" w:type="dxa"/>
+            </w:tcMar>
+            <w:vAlign w:val="center"/>
+          </w:tcPr>
+          <w:p>
+            <w:pPr>
+              <w:spacing w:before="0" w:after="0" w:line="252" w:lineRule="auto"/>
+            </w:pPr>
+            <w:r/>
+            <w:r>
+              <w:rPr>
+                <w:rFonts w:ascii="Calibri" w:hAnsi="Calibri"/>
+                <w:b w:val="0"/>
+                <w:color w:val="1E1E1E"/>
+                <w:sz w:val="13"/>
+              </w:rPr>
+              <w:t>Нет в ERP</w:t>
+            </w:r>
+          </w:p>
+        </w:tc>
+        <w:tc>
+          <w:tcPr>
+            <w:tcW w:type="dxa" w:w="3270"/>
+            <w:tcMar>
+              <w:top w:w="80" w:type="dxa"/>
+              <w:start w:w="120" w:type="dxa"/>
+              <w:bottom w:w="80" w:type="dxa"/>
+              <w:end w:w="120" w:type="dxa"/>
+            </w:tcMar>
+            <w:vAlign w:val="center"/>
+          </w:tcPr>
+          <w:p>
+            <w:pPr>
+              <w:spacing w:before="0" w:after="0" w:line="252" w:lineRule="auto"/>
+            </w:pPr>
+            <w:r/>
+            <w:r>
+              <w:rPr>
+                <w:rFonts w:ascii="Calibri" w:hAnsi="Calibri"/>
+                <w:b w:val="0"/>
+                <w:color w:val="1E1E1E"/>
+                <w:sz w:val="13"/>
+              </w:rPr>
+              <w:t>1С вернула документ, которому нет ERP-аналога</w:t>
+            </w:r>
+          </w:p>
+        </w:tc>
+        <w:tc>
+          <w:tcPr>
+            <w:tcW w:type="dxa" w:w="3040"/>
+            <w:tcMar>
+              <w:top w:w="80" w:type="dxa"/>
+              <w:start w:w="120" w:type="dxa"/>
+              <w:bottom w:w="80" w:type="dxa"/>
+              <w:end w:w="120" w:type="dxa"/>
+            </w:tcMar>
+            <w:vAlign w:val="center"/>
+          </w:tcPr>
+          <w:p>
+            <w:pPr>
+              <w:spacing w:before="0" w:after="0" w:line="252" w:lineRule="auto"/>
+            </w:pPr>
+            <w:r/>
+            <w:r>
+              <w:rPr>
+                <w:rFonts w:ascii="Calibri" w:hAnsi="Calibri"/>
+                <w:b w:val="0"/>
+                <w:color w:val="1E1E1E"/>
+                <w:sz w:val="13"/>
+              </w:rPr>
+              <w:t>номер/дата/организация/контрагент/договор/сумма</w:t>
             </w:r>
           </w:p>
         </w:tc>
@@ -17157,82 +17302,109 @@
       <w:tr>
         <w:tc>
           <w:tcPr>
-            <w:tcW w:type="dxa" w:w="1500"/>
-            <w:tcMar>
-              <w:top w:w="80" w:type="dxa"/>
-              <w:start w:w="120" w:type="dxa"/>
-              <w:bottom w:w="80" w:type="dxa"/>
-              <w:end w:w="120" w:type="dxa"/>
-            </w:tcMar>
-            <w:vAlign w:val="center"/>
-          </w:tcPr>
-          <w:p>
-            <w:pPr>
-              <w:spacing w:before="0" w:after="0" w:line="252" w:lineRule="auto"/>
-            </w:pPr>
-            <w:r/>
-            <w:r>
-              <w:rPr>
-                <w:rFonts w:ascii="Calibri" w:hAnsi="Calibri"/>
-                <w:b w:val="0"/>
-                <w:color w:val="1E1E1E"/>
-                <w:sz w:val="14"/>
-              </w:rPr>
-              <w:t>Нет СФ/УПД</w:t>
-            </w:r>
-          </w:p>
-        </w:tc>
-        <w:tc>
-          <w:tcPr>
-            <w:tcW w:type="dxa" w:w="3730"/>
-            <w:tcMar>
-              <w:top w:w="80" w:type="dxa"/>
-              <w:start w:w="120" w:type="dxa"/>
-              <w:bottom w:w="80" w:type="dxa"/>
-              <w:end w:w="120" w:type="dxa"/>
-            </w:tcMar>
-            <w:vAlign w:val="center"/>
-          </w:tcPr>
-          <w:p>
-            <w:pPr>
-              <w:spacing w:before="0" w:after="0" w:line="252" w:lineRule="auto"/>
-            </w:pPr>
-            <w:r/>
-            <w:r>
-              <w:rPr>
-                <w:rFonts w:ascii="Calibri" w:hAnsi="Calibri"/>
-                <w:b w:val="0"/>
-                <w:color w:val="1E1E1E"/>
-                <w:sz w:val="14"/>
-              </w:rPr>
-              <w:t>после успешной загрузки источников нет ожидаемого закрывающего документа</w:t>
-            </w:r>
-          </w:p>
-        </w:tc>
-        <w:tc>
-          <w:tcPr>
-            <w:tcW w:type="dxa" w:w="4130"/>
-            <w:tcMar>
-              <w:top w:w="80" w:type="dxa"/>
-              <w:start w:w="120" w:type="dxa"/>
-              <w:bottom w:w="80" w:type="dxa"/>
-              <w:end w:w="120" w:type="dxa"/>
-            </w:tcMar>
-            <w:vAlign w:val="center"/>
-          </w:tcPr>
-          <w:p>
-            <w:pPr>
-              <w:spacing w:before="0" w:after="0" w:line="252" w:lineRule="auto"/>
-            </w:pPr>
-            <w:r/>
-            <w:r>
-              <w:rPr>
-                <w:rFonts w:ascii="Calibri" w:hAnsi="Calibri"/>
-                <w:b w:val="0"/>
-                <w:color w:val="1E1E1E"/>
-                <w:sz w:val="14"/>
-              </w:rPr>
-              <w:t>наличие акта/УПД/СФ в ERP и 1С; не путать с возмещаемостью</w:t>
+            <w:tcW w:type="dxa" w:w="1450"/>
+            <w:tcMar>
+              <w:top w:w="80" w:type="dxa"/>
+              <w:start w:w="120" w:type="dxa"/>
+              <w:bottom w:w="80" w:type="dxa"/>
+              <w:end w:w="120" w:type="dxa"/>
+            </w:tcMar>
+            <w:vAlign w:val="center"/>
+          </w:tcPr>
+          <w:p>
+            <w:pPr>
+              <w:spacing w:before="0" w:after="0" w:line="252" w:lineRule="auto"/>
+            </w:pPr>
+            <w:r/>
+            <w:r>
+              <w:rPr>
+                <w:rFonts w:ascii="Calibri" w:hAnsi="Calibri"/>
+                <w:b w:val="0"/>
+                <w:color w:val="1E1E1E"/>
+                <w:sz w:val="13"/>
+              </w:rPr>
+              <w:t>Монитор ERP ↔ 1С</w:t>
+            </w:r>
+          </w:p>
+        </w:tc>
+        <w:tc>
+          <w:tcPr>
+            <w:tcW w:type="dxa" w:w="1600"/>
+            <w:tcMar>
+              <w:top w:w="80" w:type="dxa"/>
+              <w:start w:w="120" w:type="dxa"/>
+              <w:bottom w:w="80" w:type="dxa"/>
+              <w:end w:w="120" w:type="dxa"/>
+            </w:tcMar>
+            <w:vAlign w:val="center"/>
+          </w:tcPr>
+          <w:p>
+            <w:pPr>
+              <w:spacing w:before="0" w:after="0" w:line="252" w:lineRule="auto"/>
+            </w:pPr>
+            <w:r/>
+            <w:r>
+              <w:rPr>
+                <w:rFonts w:ascii="Calibri" w:hAnsi="Calibri"/>
+                <w:b w:val="0"/>
+                <w:color w:val="1E1E1E"/>
+                <w:sz w:val="13"/>
+              </w:rPr>
+              <w:t>Сумма расходится</w:t>
+            </w:r>
+          </w:p>
+        </w:tc>
+        <w:tc>
+          <w:tcPr>
+            <w:tcW w:type="dxa" w:w="3270"/>
+            <w:tcMar>
+              <w:top w:w="80" w:type="dxa"/>
+              <w:start w:w="120" w:type="dxa"/>
+              <w:bottom w:w="80" w:type="dxa"/>
+              <w:end w:w="120" w:type="dxa"/>
+            </w:tcMar>
+            <w:vAlign w:val="center"/>
+          </w:tcPr>
+          <w:p>
+            <w:pPr>
+              <w:spacing w:before="0" w:after="0" w:line="252" w:lineRule="auto"/>
+            </w:pPr>
+            <w:r/>
+            <w:r>
+              <w:rPr>
+                <w:rFonts w:ascii="Calibri" w:hAnsi="Calibri"/>
+                <w:b w:val="0"/>
+                <w:color w:val="1E1E1E"/>
+                <w:sz w:val="13"/>
+              </w:rPr>
+              <w:t>документ или агрегат найден, но сумма отличается больше допуска</w:t>
+            </w:r>
+          </w:p>
+        </w:tc>
+        <w:tc>
+          <w:tcPr>
+            <w:tcW w:type="dxa" w:w="3040"/>
+            <w:tcMar>
+              <w:top w:w="80" w:type="dxa"/>
+              <w:start w:w="120" w:type="dxa"/>
+              <w:bottom w:w="80" w:type="dxa"/>
+              <w:end w:w="120" w:type="dxa"/>
+            </w:tcMar>
+            <w:vAlign w:val="center"/>
+          </w:tcPr>
+          <w:p>
+            <w:pPr>
+              <w:spacing w:before="0" w:after="0" w:line="252" w:lineRule="auto"/>
+            </w:pPr>
+            <w:r/>
+            <w:r>
+              <w:rPr>
+                <w:rFonts w:ascii="Calibri" w:hAnsi="Calibri"/>
+                <w:b w:val="0"/>
+                <w:color w:val="1E1E1E"/>
+                <w:sz w:val="13"/>
+              </w:rPr>
+              <w:t>счет, оплата, акт, расход или итог поставки</w:t>
             </w:r>
           </w:p>
         </w:tc>
@@ -17240,82 +17412,109 @@
       <w:tr>
         <w:tc>
           <w:tcPr>
-            <w:tcW w:type="dxa" w:w="1500"/>
-            <w:tcMar>
-              <w:top w:w="80" w:type="dxa"/>
-              <w:start w:w="120" w:type="dxa"/>
-              <w:bottom w:w="80" w:type="dxa"/>
-              <w:end w:w="120" w:type="dxa"/>
-            </w:tcMar>
-            <w:vAlign w:val="center"/>
-          </w:tcPr>
-          <w:p>
-            <w:pPr>
-              <w:spacing w:before="0" w:after="0" w:line="252" w:lineRule="auto"/>
-            </w:pPr>
-            <w:r/>
-            <w:r>
-              <w:rPr>
-                <w:rFonts w:ascii="Calibri" w:hAnsi="Calibri"/>
-                <w:b w:val="0"/>
-                <w:color w:val="1E1E1E"/>
-                <w:sz w:val="14"/>
-              </w:rPr>
-              <w:t>Вопрос по НДС</w:t>
-            </w:r>
-          </w:p>
-        </w:tc>
-        <w:tc>
-          <w:tcPr>
-            <w:tcW w:type="dxa" w:w="3730"/>
-            <w:tcMar>
-              <w:top w:w="80" w:type="dxa"/>
-              <w:start w:w="120" w:type="dxa"/>
-              <w:bottom w:w="80" w:type="dxa"/>
-              <w:end w:w="120" w:type="dxa"/>
-            </w:tcMar>
-            <w:vAlign w:val="center"/>
-          </w:tcPr>
-          <w:p>
-            <w:pPr>
-              <w:spacing w:before="0" w:after="0" w:line="252" w:lineRule="auto"/>
-            </w:pPr>
-            <w:r/>
-            <w:r>
-              <w:rPr>
-                <w:rFonts w:ascii="Calibri" w:hAnsi="Calibri"/>
-                <w:b w:val="0"/>
-                <w:color w:val="1E1E1E"/>
-                <w:sz w:val="14"/>
-              </w:rPr>
-              <w:t>расход или акт найден, но ставка НДС ERP и ставка НДС 1С различаются</w:t>
-            </w:r>
-          </w:p>
-        </w:tc>
-        <w:tc>
-          <w:tcPr>
-            <w:tcW w:type="dxa" w:w="4130"/>
-            <w:tcMar>
-              <w:top w:w="80" w:type="dxa"/>
-              <w:start w:w="120" w:type="dxa"/>
-              <w:bottom w:w="80" w:type="dxa"/>
-              <w:end w:w="120" w:type="dxa"/>
-            </w:tcMar>
-            <w:vAlign w:val="center"/>
-          </w:tcPr>
-          <w:p>
-            <w:pPr>
-              <w:spacing w:before="0" w:after="0" w:line="252" w:lineRule="auto"/>
-            </w:pPr>
-            <w:r/>
-            <w:r>
-              <w:rPr>
-                <w:rFonts w:ascii="Calibri" w:hAnsi="Calibri"/>
-                <w:b w:val="0"/>
-                <w:color w:val="1E1E1E"/>
-                <w:sz w:val="14"/>
-              </w:rPr>
-              <w:t>только ставка НДС и сумма НДС; `f_isvozm` не является причиной этого статуса</w:t>
+            <w:tcW w:type="dxa" w:w="1450"/>
+            <w:tcMar>
+              <w:top w:w="80" w:type="dxa"/>
+              <w:start w:w="120" w:type="dxa"/>
+              <w:bottom w:w="80" w:type="dxa"/>
+              <w:end w:w="120" w:type="dxa"/>
+            </w:tcMar>
+            <w:vAlign w:val="center"/>
+          </w:tcPr>
+          <w:p>
+            <w:pPr>
+              <w:spacing w:before="0" w:after="0" w:line="252" w:lineRule="auto"/>
+            </w:pPr>
+            <w:r/>
+            <w:r>
+              <w:rPr>
+                <w:rFonts w:ascii="Calibri" w:hAnsi="Calibri"/>
+                <w:b w:val="0"/>
+                <w:color w:val="1E1E1E"/>
+                <w:sz w:val="13"/>
+              </w:rPr>
+              <w:t>Монитор ERP ↔ 1С</w:t>
+            </w:r>
+          </w:p>
+        </w:tc>
+        <w:tc>
+          <w:tcPr>
+            <w:tcW w:type="dxa" w:w="1600"/>
+            <w:tcMar>
+              <w:top w:w="80" w:type="dxa"/>
+              <w:start w:w="120" w:type="dxa"/>
+              <w:bottom w:w="80" w:type="dxa"/>
+              <w:end w:w="120" w:type="dxa"/>
+            </w:tcMar>
+            <w:vAlign w:val="center"/>
+          </w:tcPr>
+          <w:p>
+            <w:pPr>
+              <w:spacing w:before="0" w:after="0" w:line="252" w:lineRule="auto"/>
+            </w:pPr>
+            <w:r/>
+            <w:r>
+              <w:rPr>
+                <w:rFonts w:ascii="Calibri" w:hAnsi="Calibri"/>
+                <w:b w:val="0"/>
+                <w:color w:val="1E1E1E"/>
+                <w:sz w:val="13"/>
+              </w:rPr>
+              <w:t>Дата расходится</w:t>
+            </w:r>
+          </w:p>
+        </w:tc>
+        <w:tc>
+          <w:tcPr>
+            <w:tcW w:type="dxa" w:w="3270"/>
+            <w:tcMar>
+              <w:top w:w="80" w:type="dxa"/>
+              <w:start w:w="120" w:type="dxa"/>
+              <w:bottom w:w="80" w:type="dxa"/>
+              <w:end w:w="120" w:type="dxa"/>
+            </w:tcMar>
+            <w:vAlign w:val="center"/>
+          </w:tcPr>
+          <w:p>
+            <w:pPr>
+              <w:spacing w:before="0" w:after="0" w:line="252" w:lineRule="auto"/>
+            </w:pPr>
+            <w:r/>
+            <w:r>
+              <w:rPr>
+                <w:rFonts w:ascii="Calibri" w:hAnsi="Calibri"/>
+                <w:b w:val="0"/>
+                <w:color w:val="1E1E1E"/>
+                <w:sz w:val="13"/>
+              </w:rPr>
+              <w:t>документ найден, но дата ERP и дата 1С различаются</w:t>
+            </w:r>
+          </w:p>
+        </w:tc>
+        <w:tc>
+          <w:tcPr>
+            <w:tcW w:type="dxa" w:w="3040"/>
+            <w:tcMar>
+              <w:top w:w="80" w:type="dxa"/>
+              <w:start w:w="120" w:type="dxa"/>
+              <w:bottom w:w="80" w:type="dxa"/>
+              <w:end w:w="120" w:type="dxa"/>
+            </w:tcMar>
+            <w:vAlign w:val="center"/>
+          </w:tcPr>
+          <w:p>
+            <w:pPr>
+              <w:spacing w:before="0" w:after="0" w:line="252" w:lineRule="auto"/>
+            </w:pPr>
+            <w:r/>
+            <w:r>
+              <w:rPr>
+                <w:rFonts w:ascii="Calibri" w:hAnsi="Calibri"/>
+                <w:b w:val="0"/>
+                <w:color w:val="1E1E1E"/>
+                <w:sz w:val="13"/>
+              </w:rPr>
+              <w:t>дата документа/движения</w:t>
             </w:r>
           </w:p>
         </w:tc>
@@ -17323,82 +17522,109 @@
       <w:tr>
         <w:tc>
           <w:tcPr>
-            <w:tcW w:type="dxa" w:w="1500"/>
-            <w:tcMar>
-              <w:top w:w="80" w:type="dxa"/>
-              <w:start w:w="120" w:type="dxa"/>
-              <w:bottom w:w="80" w:type="dxa"/>
-              <w:end w:w="120" w:type="dxa"/>
-            </w:tcMar>
-            <w:vAlign w:val="center"/>
-          </w:tcPr>
-          <w:p>
-            <w:pPr>
-              <w:spacing w:before="0" w:after="0" w:line="252" w:lineRule="auto"/>
-            </w:pPr>
-            <w:r/>
-            <w:r>
-              <w:rPr>
-                <w:rFonts w:ascii="Calibri" w:hAnsi="Calibri"/>
-                <w:b w:val="0"/>
-                <w:color w:val="1E1E1E"/>
-                <w:sz w:val="14"/>
-              </w:rPr>
-              <w:t>Ожидает ключ 1С</w:t>
-            </w:r>
-          </w:p>
-        </w:tc>
-        <w:tc>
-          <w:tcPr>
-            <w:tcW w:type="dxa" w:w="3730"/>
-            <w:tcMar>
-              <w:top w:w="80" w:type="dxa"/>
-              <w:start w:w="120" w:type="dxa"/>
-              <w:bottom w:w="80" w:type="dxa"/>
-              <w:end w:w="120" w:type="dxa"/>
-            </w:tcMar>
-            <w:vAlign w:val="center"/>
-          </w:tcPr>
-          <w:p>
-            <w:pPr>
-              <w:spacing w:before="0" w:after="0" w:line="252" w:lineRule="auto"/>
-            </w:pPr>
-            <w:r/>
-            <w:r>
-              <w:rPr>
-                <w:rFonts w:ascii="Calibri" w:hAnsi="Calibri"/>
-                <w:b w:val="0"/>
-                <w:color w:val="1E1E1E"/>
-                <w:sz w:val="14"/>
-              </w:rPr>
-              <w:t>ERP-документ есть, но нет кода/даты 1С для надежного матчинга</w:t>
-            </w:r>
-          </w:p>
-        </w:tc>
-        <w:tc>
-          <w:tcPr>
-            <w:tcW w:type="dxa" w:w="4130"/>
-            <w:tcMar>
-              <w:top w:w="80" w:type="dxa"/>
-              <w:start w:w="120" w:type="dxa"/>
-              <w:bottom w:w="80" w:type="dxa"/>
-              <w:end w:w="120" w:type="dxa"/>
-            </w:tcMar>
-            <w:vAlign w:val="center"/>
-          </w:tcPr>
-          <w:p>
-            <w:pPr>
-              <w:spacing w:before="0" w:after="0" w:line="252" w:lineRule="auto"/>
-            </w:pPr>
-            <w:r/>
-            <w:r>
-              <w:rPr>
-                <w:rFonts w:ascii="Calibri" w:hAnsi="Calibri"/>
-                <w:b w:val="0"/>
-                <w:color w:val="1E1E1E"/>
-                <w:sz w:val="14"/>
-              </w:rPr>
-              <w:t>f_kod1c, f_dt1c, номер, дата</w:t>
+            <w:tcW w:type="dxa" w:w="1450"/>
+            <w:tcMar>
+              <w:top w:w="80" w:type="dxa"/>
+              <w:start w:w="120" w:type="dxa"/>
+              <w:bottom w:w="80" w:type="dxa"/>
+              <w:end w:w="120" w:type="dxa"/>
+            </w:tcMar>
+            <w:vAlign w:val="center"/>
+          </w:tcPr>
+          <w:p>
+            <w:pPr>
+              <w:spacing w:before="0" w:after="0" w:line="252" w:lineRule="auto"/>
+            </w:pPr>
+            <w:r/>
+            <w:r>
+              <w:rPr>
+                <w:rFonts w:ascii="Calibri" w:hAnsi="Calibri"/>
+                <w:b w:val="0"/>
+                <w:color w:val="1E1E1E"/>
+                <w:sz w:val="13"/>
+              </w:rPr>
+              <w:t>Монитор ERP ↔ 1С</w:t>
+            </w:r>
+          </w:p>
+        </w:tc>
+        <w:tc>
+          <w:tcPr>
+            <w:tcW w:type="dxa" w:w="1600"/>
+            <w:tcMar>
+              <w:top w:w="80" w:type="dxa"/>
+              <w:start w:w="120" w:type="dxa"/>
+              <w:bottom w:w="80" w:type="dxa"/>
+              <w:end w:w="120" w:type="dxa"/>
+            </w:tcMar>
+            <w:vAlign w:val="center"/>
+          </w:tcPr>
+          <w:p>
+            <w:pPr>
+              <w:spacing w:before="0" w:after="0" w:line="252" w:lineRule="auto"/>
+            </w:pPr>
+            <w:r/>
+            <w:r>
+              <w:rPr>
+                <w:rFonts w:ascii="Calibri" w:hAnsi="Calibri"/>
+                <w:b w:val="0"/>
+                <w:color w:val="1E1E1E"/>
+                <w:sz w:val="13"/>
+              </w:rPr>
+              <w:t>Номер расходится</w:t>
+            </w:r>
+          </w:p>
+        </w:tc>
+        <w:tc>
+          <w:tcPr>
+            <w:tcW w:type="dxa" w:w="3270"/>
+            <w:tcMar>
+              <w:top w:w="80" w:type="dxa"/>
+              <w:start w:w="120" w:type="dxa"/>
+              <w:bottom w:w="80" w:type="dxa"/>
+              <w:end w:w="120" w:type="dxa"/>
+            </w:tcMar>
+            <w:vAlign w:val="center"/>
+          </w:tcPr>
+          <w:p>
+            <w:pPr>
+              <w:spacing w:before="0" w:after="0" w:line="252" w:lineRule="auto"/>
+            </w:pPr>
+            <w:r/>
+            <w:r>
+              <w:rPr>
+                <w:rFonts w:ascii="Calibri" w:hAnsi="Calibri"/>
+                <w:b w:val="0"/>
+                <w:color w:val="1E1E1E"/>
+                <w:sz w:val="13"/>
+              </w:rPr>
+              <w:t>документ найден по связке, но номер/код не совпадает</w:t>
+            </w:r>
+          </w:p>
+        </w:tc>
+        <w:tc>
+          <w:tcPr>
+            <w:tcW w:type="dxa" w:w="3040"/>
+            <w:tcMar>
+              <w:top w:w="80" w:type="dxa"/>
+              <w:start w:w="120" w:type="dxa"/>
+              <w:bottom w:w="80" w:type="dxa"/>
+              <w:end w:w="120" w:type="dxa"/>
+            </w:tcMar>
+            <w:vAlign w:val="center"/>
+          </w:tcPr>
+          <w:p>
+            <w:pPr>
+              <w:spacing w:before="0" w:after="0" w:line="252" w:lineRule="auto"/>
+            </w:pPr>
+            <w:r/>
+            <w:r>
+              <w:rPr>
+                <w:rFonts w:ascii="Calibri" w:hAnsi="Calibri"/>
+                <w:b w:val="0"/>
+                <w:color w:val="1E1E1E"/>
+                <w:sz w:val="13"/>
+              </w:rPr>
+              <w:t>номер ERP, код 1С, номер 1С</w:t>
             </w:r>
           </w:p>
         </w:tc>
@@ -17406,82 +17632,109 @@
       <w:tr>
         <w:tc>
           <w:tcPr>
-            <w:tcW w:type="dxa" w:w="1500"/>
-            <w:tcMar>
-              <w:top w:w="80" w:type="dxa"/>
-              <w:start w:w="120" w:type="dxa"/>
-              <w:bottom w:w="80" w:type="dxa"/>
-              <w:end w:w="120" w:type="dxa"/>
-            </w:tcMar>
-            <w:vAlign w:val="center"/>
-          </w:tcPr>
-          <w:p>
-            <w:pPr>
-              <w:spacing w:before="0" w:after="0" w:line="252" w:lineRule="auto"/>
-            </w:pPr>
-            <w:r/>
-            <w:r>
-              <w:rPr>
-                <w:rFonts w:ascii="Calibri" w:hAnsi="Calibri"/>
-                <w:b w:val="0"/>
-                <w:color w:val="1E1E1E"/>
-                <w:sz w:val="14"/>
-              </w:rPr>
-              <w:t>Подтверждено строкой 1С</w:t>
-            </w:r>
-          </w:p>
-        </w:tc>
-        <w:tc>
-          <w:tcPr>
-            <w:tcW w:type="dxa" w:w="3730"/>
-            <w:tcMar>
-              <w:top w:w="80" w:type="dxa"/>
-              <w:start w:w="120" w:type="dxa"/>
-              <w:bottom w:w="80" w:type="dxa"/>
-              <w:end w:w="120" w:type="dxa"/>
-            </w:tcMar>
-            <w:vAlign w:val="center"/>
-          </w:tcPr>
-          <w:p>
-            <w:pPr>
-              <w:spacing w:before="0" w:after="0" w:line="252" w:lineRule="auto"/>
-            </w:pPr>
-            <w:r/>
-            <w:r>
-              <w:rPr>
-                <w:rFonts w:ascii="Calibri" w:hAnsi="Calibri"/>
-                <w:b w:val="0"/>
-                <w:color w:val="1E1E1E"/>
-                <w:sz w:val="14"/>
-              </w:rPr>
-              <w:t>сумма найдена в строке 1С, но договор-заявка строки недоступен</w:t>
-            </w:r>
-          </w:p>
-        </w:tc>
-        <w:tc>
-          <w:tcPr>
-            <w:tcW w:type="dxa" w:w="4130"/>
-            <w:tcMar>
-              <w:top w:w="80" w:type="dxa"/>
-              <w:start w:w="120" w:type="dxa"/>
-              <w:bottom w:w="80" w:type="dxa"/>
-              <w:end w:w="120" w:type="dxa"/>
-            </w:tcMar>
-            <w:vAlign w:val="center"/>
-          </w:tcPr>
-          <w:p>
-            <w:pPr>
-              <w:spacing w:before="0" w:after="0" w:line="252" w:lineRule="auto"/>
-            </w:pPr>
-            <w:r/>
-            <w:r>
-              <w:rPr>
-                <w:rFonts w:ascii="Calibri" w:hAnsi="Calibri"/>
-                <w:b w:val="0"/>
-                <w:color w:val="1E1E1E"/>
-                <w:sz w:val="14"/>
-              </w:rPr>
-              <w:t>разрешено как желтый статус, не полный `ОК`</w:t>
+            <w:tcW w:type="dxa" w:w="1450"/>
+            <w:tcMar>
+              <w:top w:w="80" w:type="dxa"/>
+              <w:start w:w="120" w:type="dxa"/>
+              <w:bottom w:w="80" w:type="dxa"/>
+              <w:end w:w="120" w:type="dxa"/>
+            </w:tcMar>
+            <w:vAlign w:val="center"/>
+          </w:tcPr>
+          <w:p>
+            <w:pPr>
+              <w:spacing w:before="0" w:after="0" w:line="252" w:lineRule="auto"/>
+            </w:pPr>
+            <w:r/>
+            <w:r>
+              <w:rPr>
+                <w:rFonts w:ascii="Calibri" w:hAnsi="Calibri"/>
+                <w:b w:val="0"/>
+                <w:color w:val="1E1E1E"/>
+                <w:sz w:val="13"/>
+              </w:rPr>
+              <w:t>Монитор ERP ↔ 1С</w:t>
+            </w:r>
+          </w:p>
+        </w:tc>
+        <w:tc>
+          <w:tcPr>
+            <w:tcW w:type="dxa" w:w="1600"/>
+            <w:tcMar>
+              <w:top w:w="80" w:type="dxa"/>
+              <w:start w:w="120" w:type="dxa"/>
+              <w:bottom w:w="80" w:type="dxa"/>
+              <w:end w:w="120" w:type="dxa"/>
+            </w:tcMar>
+            <w:vAlign w:val="center"/>
+          </w:tcPr>
+          <w:p>
+            <w:pPr>
+              <w:spacing w:before="0" w:after="0" w:line="252" w:lineRule="auto"/>
+            </w:pPr>
+            <w:r/>
+            <w:r>
+              <w:rPr>
+                <w:rFonts w:ascii="Calibri" w:hAnsi="Calibri"/>
+                <w:b w:val="0"/>
+                <w:color w:val="1E1E1E"/>
+                <w:sz w:val="13"/>
+              </w:rPr>
+              <w:t>Договор/заявка расходится</w:t>
+            </w:r>
+          </w:p>
+        </w:tc>
+        <w:tc>
+          <w:tcPr>
+            <w:tcW w:type="dxa" w:w="3270"/>
+            <w:tcMar>
+              <w:top w:w="80" w:type="dxa"/>
+              <w:start w:w="120" w:type="dxa"/>
+              <w:bottom w:w="80" w:type="dxa"/>
+              <w:end w:w="120" w:type="dxa"/>
+            </w:tcMar>
+            <w:vAlign w:val="center"/>
+          </w:tcPr>
+          <w:p>
+            <w:pPr>
+              <w:spacing w:before="0" w:after="0" w:line="252" w:lineRule="auto"/>
+            </w:pPr>
+            <w:r/>
+            <w:r>
+              <w:rPr>
+                <w:rFonts w:ascii="Calibri" w:hAnsi="Calibri"/>
+                <w:b w:val="0"/>
+                <w:color w:val="1E1E1E"/>
+                <w:sz w:val="13"/>
+              </w:rPr>
+              <w:t>сумма или номер найдены, но договор/заявка не совпадает</w:t>
+            </w:r>
+          </w:p>
+        </w:tc>
+        <w:tc>
+          <w:tcPr>
+            <w:tcW w:type="dxa" w:w="3040"/>
+            <w:tcMar>
+              <w:top w:w="80" w:type="dxa"/>
+              <w:start w:w="120" w:type="dxa"/>
+              <w:bottom w:w="80" w:type="dxa"/>
+              <w:end w:w="120" w:type="dxa"/>
+            </w:tcMar>
+            <w:vAlign w:val="center"/>
+          </w:tcPr>
+          <w:p>
+            <w:pPr>
+              <w:spacing w:before="0" w:after="0" w:line="252" w:lineRule="auto"/>
+            </w:pPr>
+            <w:r/>
+            <w:r>
+              <w:rPr>
+                <w:rFonts w:ascii="Calibri" w:hAnsi="Calibri"/>
+                <w:b w:val="0"/>
+                <w:color w:val="1E1E1E"/>
+                <w:sz w:val="13"/>
+              </w:rPr>
+              <w:t>dogcode, spec code, владелец, организация</w:t>
             </w:r>
           </w:p>
         </w:tc>
@@ -17489,82 +17742,109 @@
       <w:tr>
         <w:tc>
           <w:tcPr>
-            <w:tcW w:type="dxa" w:w="1500"/>
-            <w:tcMar>
-              <w:top w:w="80" w:type="dxa"/>
-              <w:start w:w="120" w:type="dxa"/>
-              <w:bottom w:w="80" w:type="dxa"/>
-              <w:end w:w="120" w:type="dxa"/>
-            </w:tcMar>
-            <w:vAlign w:val="center"/>
-          </w:tcPr>
-          <w:p>
-            <w:pPr>
-              <w:spacing w:before="0" w:after="0" w:line="252" w:lineRule="auto"/>
-            </w:pPr>
-            <w:r/>
-            <w:r>
-              <w:rPr>
-                <w:rFonts w:ascii="Calibri" w:hAnsi="Calibri"/>
-                <w:b w:val="0"/>
-                <w:color w:val="1E1E1E"/>
-                <w:sz w:val="14"/>
-              </w:rPr>
-              <w:t>Исключено из сальдо</w:t>
-            </w:r>
-          </w:p>
-        </w:tc>
-        <w:tc>
-          <w:tcPr>
-            <w:tcW w:type="dxa" w:w="3730"/>
-            <w:tcMar>
-              <w:top w:w="80" w:type="dxa"/>
-              <w:start w:w="120" w:type="dxa"/>
-              <w:bottom w:w="80" w:type="dxa"/>
-              <w:end w:w="120" w:type="dxa"/>
-            </w:tcMar>
-            <w:vAlign w:val="center"/>
-          </w:tcPr>
-          <w:p>
-            <w:pPr>
-              <w:spacing w:before="0" w:after="0" w:line="252" w:lineRule="auto"/>
-            </w:pPr>
-            <w:r/>
-            <w:r>
-              <w:rPr>
-                <w:rFonts w:ascii="Calibri" w:hAnsi="Calibri"/>
-                <w:b w:val="0"/>
-                <w:color w:val="1E1E1E"/>
-                <w:sz w:val="14"/>
-              </w:rPr>
-              <w:t>расход подрядчика `f_isvozm=2` через детали операций</w:t>
-            </w:r>
-          </w:p>
-        </w:tc>
-        <w:tc>
-          <w:tcPr>
-            <w:tcW w:type="dxa" w:w="4130"/>
-            <w:tcMar>
-              <w:top w:w="80" w:type="dxa"/>
-              <w:start w:w="120" w:type="dxa"/>
-              <w:bottom w:w="80" w:type="dxa"/>
-              <w:end w:w="120" w:type="dxa"/>
-            </w:tcMar>
-            <w:vAlign w:val="center"/>
-          </w:tcPr>
-          <w:p>
-            <w:pPr>
-              <w:spacing w:before="0" w:after="0" w:line="252" w:lineRule="auto"/>
-            </w:pPr>
-            <w:r/>
-            <w:r>
-              <w:rPr>
-                <w:rFonts w:ascii="Calibri" w:hAnsi="Calibri"/>
-                <w:b w:val="0"/>
-                <w:color w:val="1E1E1E"/>
-                <w:sz w:val="14"/>
-              </w:rPr>
-              <w:t>логировать, но не включать в взаиморасчет с клиентом</w:t>
+            <w:tcW w:type="dxa" w:w="1450"/>
+            <w:tcMar>
+              <w:top w:w="80" w:type="dxa"/>
+              <w:start w:w="120" w:type="dxa"/>
+              <w:bottom w:w="80" w:type="dxa"/>
+              <w:end w:w="120" w:type="dxa"/>
+            </w:tcMar>
+            <w:vAlign w:val="center"/>
+          </w:tcPr>
+          <w:p>
+            <w:pPr>
+              <w:spacing w:before="0" w:after="0" w:line="252" w:lineRule="auto"/>
+            </w:pPr>
+            <w:r/>
+            <w:r>
+              <w:rPr>
+                <w:rFonts w:ascii="Calibri" w:hAnsi="Calibri"/>
+                <w:b w:val="0"/>
+                <w:color w:val="1E1E1E"/>
+                <w:sz w:val="13"/>
+              </w:rPr>
+              <w:t>Монитор ERP ↔ 1С</w:t>
+            </w:r>
+          </w:p>
+        </w:tc>
+        <w:tc>
+          <w:tcPr>
+            <w:tcW w:type="dxa" w:w="1600"/>
+            <w:tcMar>
+              <w:top w:w="80" w:type="dxa"/>
+              <w:start w:w="120" w:type="dxa"/>
+              <w:bottom w:w="80" w:type="dxa"/>
+              <w:end w:w="120" w:type="dxa"/>
+            </w:tcMar>
+            <w:vAlign w:val="center"/>
+          </w:tcPr>
+          <w:p>
+            <w:pPr>
+              <w:spacing w:before="0" w:after="0" w:line="252" w:lineRule="auto"/>
+            </w:pPr>
+            <w:r/>
+            <w:r>
+              <w:rPr>
+                <w:rFonts w:ascii="Calibri" w:hAnsi="Calibri"/>
+                <w:b w:val="0"/>
+                <w:color w:val="1E1E1E"/>
+                <w:sz w:val="13"/>
+              </w:rPr>
+              <w:t>Нет СФ/УПД</w:t>
+            </w:r>
+          </w:p>
+        </w:tc>
+        <w:tc>
+          <w:tcPr>
+            <w:tcW w:type="dxa" w:w="3270"/>
+            <w:tcMar>
+              <w:top w:w="80" w:type="dxa"/>
+              <w:start w:w="120" w:type="dxa"/>
+              <w:bottom w:w="80" w:type="dxa"/>
+              <w:end w:w="120" w:type="dxa"/>
+            </w:tcMar>
+            <w:vAlign w:val="center"/>
+          </w:tcPr>
+          <w:p>
+            <w:pPr>
+              <w:spacing w:before="0" w:after="0" w:line="252" w:lineRule="auto"/>
+            </w:pPr>
+            <w:r/>
+            <w:r>
+              <w:rPr>
+                <w:rFonts w:ascii="Calibri" w:hAnsi="Calibri"/>
+                <w:b w:val="0"/>
+                <w:color w:val="1E1E1E"/>
+                <w:sz w:val="13"/>
+              </w:rPr>
+              <w:t>после успешной загрузки источников нет ожидаемого закрывающего документа</w:t>
+            </w:r>
+          </w:p>
+        </w:tc>
+        <w:tc>
+          <w:tcPr>
+            <w:tcW w:type="dxa" w:w="3040"/>
+            <w:tcMar>
+              <w:top w:w="80" w:type="dxa"/>
+              <w:start w:w="120" w:type="dxa"/>
+              <w:bottom w:w="80" w:type="dxa"/>
+              <w:end w:w="120" w:type="dxa"/>
+            </w:tcMar>
+            <w:vAlign w:val="center"/>
+          </w:tcPr>
+          <w:p>
+            <w:pPr>
+              <w:spacing w:before="0" w:after="0" w:line="252" w:lineRule="auto"/>
+            </w:pPr>
+            <w:r/>
+            <w:r>
+              <w:rPr>
+                <w:rFonts w:ascii="Calibri" w:hAnsi="Calibri"/>
+                <w:b w:val="0"/>
+                <w:color w:val="1E1E1E"/>
+                <w:sz w:val="13"/>
+              </w:rPr>
+              <w:t>наличие акта/УПД/СФ в ERP и 1С; не путать с возмещаемостью</w:t>
             </w:r>
           </w:p>
         </w:tc>
@@ -17572,82 +17852,109 @@
       <w:tr>
         <w:tc>
           <w:tcPr>
-            <w:tcW w:type="dxa" w:w="1500"/>
-            <w:tcMar>
-              <w:top w:w="80" w:type="dxa"/>
-              <w:start w:w="120" w:type="dxa"/>
-              <w:bottom w:w="80" w:type="dxa"/>
-              <w:end w:w="120" w:type="dxa"/>
-            </w:tcMar>
-            <w:vAlign w:val="center"/>
-          </w:tcPr>
-          <w:p>
-            <w:pPr>
-              <w:spacing w:before="0" w:after="0" w:line="252" w:lineRule="auto"/>
-            </w:pPr>
-            <w:r/>
-            <w:r>
-              <w:rPr>
-                <w:rFonts w:ascii="Calibri" w:hAnsi="Calibri"/>
-                <w:b w:val="0"/>
-                <w:color w:val="1E1E1E"/>
-                <w:sz w:val="14"/>
-              </w:rPr>
-              <w:t>Смешанные валюты</w:t>
-            </w:r>
-          </w:p>
-        </w:tc>
-        <w:tc>
-          <w:tcPr>
-            <w:tcW w:type="dxa" w:w="3730"/>
-            <w:tcMar>
-              <w:top w:w="80" w:type="dxa"/>
-              <w:start w:w="120" w:type="dxa"/>
-              <w:bottom w:w="80" w:type="dxa"/>
-              <w:end w:w="120" w:type="dxa"/>
-            </w:tcMar>
-            <w:vAlign w:val="center"/>
-          </w:tcPr>
-          <w:p>
-            <w:pPr>
-              <w:spacing w:before="0" w:after="0" w:line="252" w:lineRule="auto"/>
-            </w:pPr>
-            <w:r/>
-            <w:r>
-              <w:rPr>
-                <w:rFonts w:ascii="Calibri" w:hAnsi="Calibri"/>
-                <w:b w:val="0"/>
-                <w:color w:val="1E1E1E"/>
-                <w:sz w:val="14"/>
-              </w:rPr>
-              <w:t>в счетах есть разные валюты без утвержденной конвертации</w:t>
-            </w:r>
-          </w:p>
-        </w:tc>
-        <w:tc>
-          <w:tcPr>
-            <w:tcW w:type="dxa" w:w="4130"/>
-            <w:tcMar>
-              <w:top w:w="80" w:type="dxa"/>
-              <w:start w:w="120" w:type="dxa"/>
-              <w:bottom w:w="80" w:type="dxa"/>
-              <w:end w:w="120" w:type="dxa"/>
-            </w:tcMar>
-            <w:vAlign w:val="center"/>
-          </w:tcPr>
-          <w:p>
-            <w:pPr>
-              <w:spacing w:before="0" w:after="0" w:line="252" w:lineRule="auto"/>
-            </w:pPr>
-            <w:r/>
-            <w:r>
-              <w:rPr>
-                <w:rFonts w:ascii="Calibri" w:hAnsi="Calibri"/>
-                <w:b w:val="0"/>
-                <w:color w:val="1E1E1E"/>
-                <w:sz w:val="14"/>
-              </w:rPr>
-              <w:t>показывать суммы отдельно по валютам</w:t>
+            <w:tcW w:type="dxa" w:w="1450"/>
+            <w:tcMar>
+              <w:top w:w="80" w:type="dxa"/>
+              <w:start w:w="120" w:type="dxa"/>
+              <w:bottom w:w="80" w:type="dxa"/>
+              <w:end w:w="120" w:type="dxa"/>
+            </w:tcMar>
+            <w:vAlign w:val="center"/>
+          </w:tcPr>
+          <w:p>
+            <w:pPr>
+              <w:spacing w:before="0" w:after="0" w:line="252" w:lineRule="auto"/>
+            </w:pPr>
+            <w:r/>
+            <w:r>
+              <w:rPr>
+                <w:rFonts w:ascii="Calibri" w:hAnsi="Calibri"/>
+                <w:b w:val="0"/>
+                <w:color w:val="1E1E1E"/>
+                <w:sz w:val="13"/>
+              </w:rPr>
+              <w:t>Монитор ERP ↔ 1С</w:t>
+            </w:r>
+          </w:p>
+        </w:tc>
+        <w:tc>
+          <w:tcPr>
+            <w:tcW w:type="dxa" w:w="1600"/>
+            <w:tcMar>
+              <w:top w:w="80" w:type="dxa"/>
+              <w:start w:w="120" w:type="dxa"/>
+              <w:bottom w:w="80" w:type="dxa"/>
+              <w:end w:w="120" w:type="dxa"/>
+            </w:tcMar>
+            <w:vAlign w:val="center"/>
+          </w:tcPr>
+          <w:p>
+            <w:pPr>
+              <w:spacing w:before="0" w:after="0" w:line="252" w:lineRule="auto"/>
+            </w:pPr>
+            <w:r/>
+            <w:r>
+              <w:rPr>
+                <w:rFonts w:ascii="Calibri" w:hAnsi="Calibri"/>
+                <w:b w:val="0"/>
+                <w:color w:val="1E1E1E"/>
+                <w:sz w:val="13"/>
+              </w:rPr>
+              <w:t>НДС расходится</w:t>
+            </w:r>
+          </w:p>
+        </w:tc>
+        <w:tc>
+          <w:tcPr>
+            <w:tcW w:type="dxa" w:w="3270"/>
+            <w:tcMar>
+              <w:top w:w="80" w:type="dxa"/>
+              <w:start w:w="120" w:type="dxa"/>
+              <w:bottom w:w="80" w:type="dxa"/>
+              <w:end w:w="120" w:type="dxa"/>
+            </w:tcMar>
+            <w:vAlign w:val="center"/>
+          </w:tcPr>
+          <w:p>
+            <w:pPr>
+              <w:spacing w:before="0" w:after="0" w:line="252" w:lineRule="auto"/>
+            </w:pPr>
+            <w:r/>
+            <w:r>
+              <w:rPr>
+                <w:rFonts w:ascii="Calibri" w:hAnsi="Calibri"/>
+                <w:b w:val="0"/>
+                <w:color w:val="1E1E1E"/>
+                <w:sz w:val="13"/>
+              </w:rPr>
+              <w:t>расход или акт найден, но ставка НДС ERP и ставка НДС 1С различаются</w:t>
+            </w:r>
+          </w:p>
+        </w:tc>
+        <w:tc>
+          <w:tcPr>
+            <w:tcW w:type="dxa" w:w="3040"/>
+            <w:tcMar>
+              <w:top w:w="80" w:type="dxa"/>
+              <w:start w:w="120" w:type="dxa"/>
+              <w:bottom w:w="80" w:type="dxa"/>
+              <w:end w:w="120" w:type="dxa"/>
+            </w:tcMar>
+            <w:vAlign w:val="center"/>
+          </w:tcPr>
+          <w:p>
+            <w:pPr>
+              <w:spacing w:before="0" w:after="0" w:line="252" w:lineRule="auto"/>
+            </w:pPr>
+            <w:r/>
+            <w:r>
+              <w:rPr>
+                <w:rFonts w:ascii="Calibri" w:hAnsi="Calibri"/>
+                <w:b w:val="0"/>
+                <w:color w:val="1E1E1E"/>
+                <w:sz w:val="13"/>
+              </w:rPr>
+              <w:t>только ставка НДС и сумма НДС; `f_isvozm` не является причиной этого статуса</w:t>
             </w:r>
           </w:p>
         </w:tc>
@@ -17655,26 +17962,383 @@
       <w:tr>
         <w:tc>
           <w:tcPr>
-            <w:tcW w:type="dxa" w:w="1500"/>
-            <w:tcMar>
-              <w:top w:w="80" w:type="dxa"/>
-              <w:start w:w="120" w:type="dxa"/>
-              <w:bottom w:w="80" w:type="dxa"/>
-              <w:end w:w="120" w:type="dxa"/>
-            </w:tcMar>
-            <w:vAlign w:val="center"/>
-          </w:tcPr>
-          <w:p>
-            <w:pPr>
-              <w:spacing w:before="0" w:after="0" w:line="252" w:lineRule="auto"/>
-            </w:pPr>
-            <w:r/>
-            <w:r>
-              <w:rPr>
-                <w:rFonts w:ascii="Calibri" w:hAnsi="Calibri"/>
-                <w:b w:val="0"/>
-                <w:color w:val="1E1E1E"/>
-                <w:sz w:val="14"/>
+            <w:tcW w:type="dxa" w:w="1450"/>
+            <w:tcMar>
+              <w:top w:w="80" w:type="dxa"/>
+              <w:start w:w="120" w:type="dxa"/>
+              <w:bottom w:w="80" w:type="dxa"/>
+              <w:end w:w="120" w:type="dxa"/>
+            </w:tcMar>
+            <w:vAlign w:val="center"/>
+          </w:tcPr>
+          <w:p>
+            <w:pPr>
+              <w:spacing w:before="0" w:after="0" w:line="252" w:lineRule="auto"/>
+            </w:pPr>
+            <w:r/>
+            <w:r>
+              <w:rPr>
+                <w:rFonts w:ascii="Calibri" w:hAnsi="Calibri"/>
+                <w:b w:val="0"/>
+                <w:color w:val="1E1E1E"/>
+                <w:sz w:val="13"/>
+              </w:rPr>
+              <w:t>Монитор ERP ↔ 1С</w:t>
+            </w:r>
+          </w:p>
+        </w:tc>
+        <w:tc>
+          <w:tcPr>
+            <w:tcW w:type="dxa" w:w="1600"/>
+            <w:tcMar>
+              <w:top w:w="80" w:type="dxa"/>
+              <w:start w:w="120" w:type="dxa"/>
+              <w:bottom w:w="80" w:type="dxa"/>
+              <w:end w:w="120" w:type="dxa"/>
+            </w:tcMar>
+            <w:vAlign w:val="center"/>
+          </w:tcPr>
+          <w:p>
+            <w:pPr>
+              <w:spacing w:before="0" w:after="0" w:line="252" w:lineRule="auto"/>
+            </w:pPr>
+            <w:r/>
+            <w:r>
+              <w:rPr>
+                <w:rFonts w:ascii="Calibri" w:hAnsi="Calibri"/>
+                <w:b w:val="0"/>
+                <w:color w:val="1E1E1E"/>
+                <w:sz w:val="13"/>
+              </w:rPr>
+              <w:t>Нет ключа 1С</w:t>
+            </w:r>
+          </w:p>
+        </w:tc>
+        <w:tc>
+          <w:tcPr>
+            <w:tcW w:type="dxa" w:w="3270"/>
+            <w:tcMar>
+              <w:top w:w="80" w:type="dxa"/>
+              <w:start w:w="120" w:type="dxa"/>
+              <w:bottom w:w="80" w:type="dxa"/>
+              <w:end w:w="120" w:type="dxa"/>
+            </w:tcMar>
+            <w:vAlign w:val="center"/>
+          </w:tcPr>
+          <w:p>
+            <w:pPr>
+              <w:spacing w:before="0" w:after="0" w:line="252" w:lineRule="auto"/>
+            </w:pPr>
+            <w:r/>
+            <w:r>
+              <w:rPr>
+                <w:rFonts w:ascii="Calibri" w:hAnsi="Calibri"/>
+                <w:b w:val="0"/>
+                <w:color w:val="1E1E1E"/>
+                <w:sz w:val="13"/>
+              </w:rPr>
+              <w:t>ERP-документ есть, но нет кода/даты 1С для надежного матчинга</w:t>
+            </w:r>
+          </w:p>
+        </w:tc>
+        <w:tc>
+          <w:tcPr>
+            <w:tcW w:type="dxa" w:w="3040"/>
+            <w:tcMar>
+              <w:top w:w="80" w:type="dxa"/>
+              <w:start w:w="120" w:type="dxa"/>
+              <w:bottom w:w="80" w:type="dxa"/>
+              <w:end w:w="120" w:type="dxa"/>
+            </w:tcMar>
+            <w:vAlign w:val="center"/>
+          </w:tcPr>
+          <w:p>
+            <w:pPr>
+              <w:spacing w:before="0" w:after="0" w:line="252" w:lineRule="auto"/>
+            </w:pPr>
+            <w:r/>
+            <w:r>
+              <w:rPr>
+                <w:rFonts w:ascii="Calibri" w:hAnsi="Calibri"/>
+                <w:b w:val="0"/>
+                <w:color w:val="1E1E1E"/>
+                <w:sz w:val="13"/>
+              </w:rPr>
+              <w:t>f_kod1c, f_dt1c, номер, дата</w:t>
+            </w:r>
+          </w:p>
+        </w:tc>
+      </w:tr>
+      <w:tr>
+        <w:tc>
+          <w:tcPr>
+            <w:tcW w:type="dxa" w:w="1450"/>
+            <w:tcMar>
+              <w:top w:w="80" w:type="dxa"/>
+              <w:start w:w="120" w:type="dxa"/>
+              <w:bottom w:w="80" w:type="dxa"/>
+              <w:end w:w="120" w:type="dxa"/>
+            </w:tcMar>
+            <w:vAlign w:val="center"/>
+          </w:tcPr>
+          <w:p>
+            <w:pPr>
+              <w:spacing w:before="0" w:after="0" w:line="252" w:lineRule="auto"/>
+            </w:pPr>
+            <w:r/>
+            <w:r>
+              <w:rPr>
+                <w:rFonts w:ascii="Calibri" w:hAnsi="Calibri"/>
+                <w:b w:val="0"/>
+                <w:color w:val="1E1E1E"/>
+                <w:sz w:val="13"/>
+              </w:rPr>
+              <w:t>Монитор ERP ↔ 1С</w:t>
+            </w:r>
+          </w:p>
+        </w:tc>
+        <w:tc>
+          <w:tcPr>
+            <w:tcW w:type="dxa" w:w="1600"/>
+            <w:tcMar>
+              <w:top w:w="80" w:type="dxa"/>
+              <w:start w:w="120" w:type="dxa"/>
+              <w:bottom w:w="80" w:type="dxa"/>
+              <w:end w:w="120" w:type="dxa"/>
+            </w:tcMar>
+            <w:vAlign w:val="center"/>
+          </w:tcPr>
+          <w:p>
+            <w:pPr>
+              <w:spacing w:before="0" w:after="0" w:line="252" w:lineRule="auto"/>
+            </w:pPr>
+            <w:r/>
+            <w:r>
+              <w:rPr>
+                <w:rFonts w:ascii="Calibri" w:hAnsi="Calibri"/>
+                <w:b w:val="0"/>
+                <w:color w:val="1E1E1E"/>
+                <w:sz w:val="13"/>
+              </w:rPr>
+              <w:t>Сальдо расходится</w:t>
+            </w:r>
+          </w:p>
+        </w:tc>
+        <w:tc>
+          <w:tcPr>
+            <w:tcW w:type="dxa" w:w="3270"/>
+            <w:tcMar>
+              <w:top w:w="80" w:type="dxa"/>
+              <w:start w:w="120" w:type="dxa"/>
+              <w:bottom w:w="80" w:type="dxa"/>
+              <w:end w:w="120" w:type="dxa"/>
+            </w:tcMar>
+            <w:vAlign w:val="center"/>
+          </w:tcPr>
+          <w:p>
+            <w:pPr>
+              <w:spacing w:before="0" w:after="0" w:line="252" w:lineRule="auto"/>
+            </w:pPr>
+            <w:r/>
+            <w:r>
+              <w:rPr>
+                <w:rFonts w:ascii="Calibri" w:hAnsi="Calibri"/>
+                <w:b w:val="0"/>
+                <w:color w:val="1E1E1E"/>
+                <w:sz w:val="13"/>
+              </w:rPr>
+              <w:t>начальное, обороты или конечное сальдо ERP и 1С отличаются</w:t>
+            </w:r>
+          </w:p>
+        </w:tc>
+        <w:tc>
+          <w:tcPr>
+            <w:tcW w:type="dxa" w:w="3040"/>
+            <w:tcMar>
+              <w:top w:w="80" w:type="dxa"/>
+              <w:start w:w="120" w:type="dxa"/>
+              <w:bottom w:w="80" w:type="dxa"/>
+              <w:end w:w="120" w:type="dxa"/>
+            </w:tcMar>
+            <w:vAlign w:val="center"/>
+          </w:tcPr>
+          <w:p>
+            <w:pPr>
+              <w:spacing w:before="0" w:after="0" w:line="252" w:lineRule="auto"/>
+            </w:pPr>
+            <w:r/>
+            <w:r>
+              <w:rPr>
+                <w:rFonts w:ascii="Calibri" w:hAnsi="Calibri"/>
+                <w:b w:val="0"/>
+                <w:color w:val="1E1E1E"/>
+                <w:sz w:val="13"/>
+              </w:rPr>
+              <w:t>только для отдельной страницы сверки ERP ↔ 1С</w:t>
+            </w:r>
+          </w:p>
+        </w:tc>
+      </w:tr>
+      <w:tr>
+        <w:tc>
+          <w:tcPr>
+            <w:tcW w:type="dxa" w:w="1450"/>
+            <w:tcMar>
+              <w:top w:w="80" w:type="dxa"/>
+              <w:start w:w="120" w:type="dxa"/>
+              <w:bottom w:w="80" w:type="dxa"/>
+              <w:end w:w="120" w:type="dxa"/>
+            </w:tcMar>
+            <w:vAlign w:val="center"/>
+          </w:tcPr>
+          <w:p>
+            <w:pPr>
+              <w:spacing w:before="0" w:after="0" w:line="252" w:lineRule="auto"/>
+            </w:pPr>
+            <w:r/>
+            <w:r>
+              <w:rPr>
+                <w:rFonts w:ascii="Calibri" w:hAnsi="Calibri"/>
+                <w:b w:val="0"/>
+                <w:color w:val="1E1E1E"/>
+                <w:sz w:val="13"/>
+              </w:rPr>
+              <w:t>Оба</w:t>
+            </w:r>
+          </w:p>
+        </w:tc>
+        <w:tc>
+          <w:tcPr>
+            <w:tcW w:type="dxa" w:w="1600"/>
+            <w:tcMar>
+              <w:top w:w="80" w:type="dxa"/>
+              <w:start w:w="120" w:type="dxa"/>
+              <w:bottom w:w="80" w:type="dxa"/>
+              <w:end w:w="120" w:type="dxa"/>
+            </w:tcMar>
+            <w:vAlign w:val="center"/>
+          </w:tcPr>
+          <w:p>
+            <w:pPr>
+              <w:spacing w:before="0" w:after="0" w:line="252" w:lineRule="auto"/>
+            </w:pPr>
+            <w:r/>
+            <w:r>
+              <w:rPr>
+                <w:rFonts w:ascii="Calibri" w:hAnsi="Calibri"/>
+                <w:b w:val="0"/>
+                <w:color w:val="1E1E1E"/>
+                <w:sz w:val="13"/>
+              </w:rPr>
+              <w:t>Смешанные валюты</w:t>
+            </w:r>
+          </w:p>
+        </w:tc>
+        <w:tc>
+          <w:tcPr>
+            <w:tcW w:type="dxa" w:w="3270"/>
+            <w:tcMar>
+              <w:top w:w="80" w:type="dxa"/>
+              <w:start w:w="120" w:type="dxa"/>
+              <w:bottom w:w="80" w:type="dxa"/>
+              <w:end w:w="120" w:type="dxa"/>
+            </w:tcMar>
+            <w:vAlign w:val="center"/>
+          </w:tcPr>
+          <w:p>
+            <w:pPr>
+              <w:spacing w:before="0" w:after="0" w:line="252" w:lineRule="auto"/>
+            </w:pPr>
+            <w:r/>
+            <w:r>
+              <w:rPr>
+                <w:rFonts w:ascii="Calibri" w:hAnsi="Calibri"/>
+                <w:b w:val="0"/>
+                <w:color w:val="1E1E1E"/>
+                <w:sz w:val="13"/>
+              </w:rPr>
+              <w:t>в счетах есть разные валюты без утвержденной конвертации</w:t>
+            </w:r>
+          </w:p>
+        </w:tc>
+        <w:tc>
+          <w:tcPr>
+            <w:tcW w:type="dxa" w:w="3040"/>
+            <w:tcMar>
+              <w:top w:w="80" w:type="dxa"/>
+              <w:start w:w="120" w:type="dxa"/>
+              <w:bottom w:w="80" w:type="dxa"/>
+              <w:end w:w="120" w:type="dxa"/>
+            </w:tcMar>
+            <w:vAlign w:val="center"/>
+          </w:tcPr>
+          <w:p>
+            <w:pPr>
+              <w:spacing w:before="0" w:after="0" w:line="252" w:lineRule="auto"/>
+            </w:pPr>
+            <w:r/>
+            <w:r>
+              <w:rPr>
+                <w:rFonts w:ascii="Calibri" w:hAnsi="Calibri"/>
+                <w:b w:val="0"/>
+                <w:color w:val="1E1E1E"/>
+                <w:sz w:val="13"/>
+              </w:rPr>
+              <w:t>показывать суммы отдельно по валютам</w:t>
+            </w:r>
+          </w:p>
+        </w:tc>
+      </w:tr>
+      <w:tr>
+        <w:tc>
+          <w:tcPr>
+            <w:tcW w:type="dxa" w:w="1450"/>
+            <w:tcMar>
+              <w:top w:w="80" w:type="dxa"/>
+              <w:start w:w="120" w:type="dxa"/>
+              <w:bottom w:w="80" w:type="dxa"/>
+              <w:end w:w="120" w:type="dxa"/>
+            </w:tcMar>
+            <w:vAlign w:val="center"/>
+          </w:tcPr>
+          <w:p>
+            <w:pPr>
+              <w:spacing w:before="0" w:after="0" w:line="252" w:lineRule="auto"/>
+            </w:pPr>
+            <w:r/>
+            <w:r>
+              <w:rPr>
+                <w:rFonts w:ascii="Calibri" w:hAnsi="Calibri"/>
+                <w:b w:val="0"/>
+                <w:color w:val="1E1E1E"/>
+                <w:sz w:val="13"/>
+              </w:rPr>
+              <w:t>Оба</w:t>
+            </w:r>
+          </w:p>
+        </w:tc>
+        <w:tc>
+          <w:tcPr>
+            <w:tcW w:type="dxa" w:w="1600"/>
+            <w:tcMar>
+              <w:top w:w="80" w:type="dxa"/>
+              <w:start w:w="120" w:type="dxa"/>
+              <w:bottom w:w="80" w:type="dxa"/>
+              <w:end w:w="120" w:type="dxa"/>
+            </w:tcMar>
+            <w:vAlign w:val="center"/>
+          </w:tcPr>
+          <w:p>
+            <w:pPr>
+              <w:spacing w:before="0" w:after="0" w:line="252" w:lineRule="auto"/>
+            </w:pPr>
+            <w:r/>
+            <w:r>
+              <w:rPr>
+                <w:rFonts w:ascii="Calibri" w:hAnsi="Calibri"/>
+                <w:b w:val="0"/>
+                <w:color w:val="1E1E1E"/>
+                <w:sz w:val="13"/>
               </w:rPr>
               <w:t>Корректировки</w:t>
             </w:r>
@@ -17682,26 +18346,26 @@
         </w:tc>
         <w:tc>
           <w:tcPr>
-            <w:tcW w:type="dxa" w:w="3730"/>
-            <w:tcMar>
-              <w:top w:w="80" w:type="dxa"/>
-              <w:start w:w="120" w:type="dxa"/>
-              <w:bottom w:w="80" w:type="dxa"/>
-              <w:end w:w="120" w:type="dxa"/>
-            </w:tcMar>
-            <w:vAlign w:val="center"/>
-          </w:tcPr>
-          <w:p>
-            <w:pPr>
-              <w:spacing w:before="0" w:after="0" w:line="252" w:lineRule="auto"/>
-            </w:pPr>
-            <w:r/>
-            <w:r>
-              <w:rPr>
-                <w:rFonts w:ascii="Calibri" w:hAnsi="Calibri"/>
-                <w:b w:val="0"/>
-                <w:color w:val="1E1E1E"/>
-                <w:sz w:val="14"/>
+            <w:tcW w:type="dxa" w:w="3270"/>
+            <w:tcMar>
+              <w:top w:w="80" w:type="dxa"/>
+              <w:start w:w="120" w:type="dxa"/>
+              <w:bottom w:w="80" w:type="dxa"/>
+              <w:end w:w="120" w:type="dxa"/>
+            </w:tcMar>
+            <w:vAlign w:val="center"/>
+          </w:tcPr>
+          <w:p>
+            <w:pPr>
+              <w:spacing w:before="0" w:after="0" w:line="252" w:lineRule="auto"/>
+            </w:pPr>
+            <w:r/>
+            <w:r>
+              <w:rPr>
+                <w:rFonts w:ascii="Calibri" w:hAnsi="Calibri"/>
+                <w:b w:val="0"/>
+                <w:color w:val="1E1E1E"/>
+                <w:sz w:val="13"/>
               </w:rPr>
               <w:t>у поставки есть корректировки, которые меняют срез отчета</w:t>
             </w:r>
@@ -17709,26 +18373,26 @@
         </w:tc>
         <w:tc>
           <w:tcPr>
-            <w:tcW w:type="dxa" w:w="4130"/>
-            <w:tcMar>
-              <w:top w:w="80" w:type="dxa"/>
-              <w:start w:w="120" w:type="dxa"/>
-              <w:bottom w:w="80" w:type="dxa"/>
-              <w:end w:w="120" w:type="dxa"/>
-            </w:tcMar>
-            <w:vAlign w:val="center"/>
-          </w:tcPr>
-          <w:p>
-            <w:pPr>
-              <w:spacing w:before="0" w:after="0" w:line="252" w:lineRule="auto"/>
-            </w:pPr>
-            <w:r/>
-            <w:r>
-              <w:rPr>
-                <w:rFonts w:ascii="Calibri" w:hAnsi="Calibri"/>
-                <w:b w:val="0"/>
-                <w:color w:val="1E1E1E"/>
-                <w:sz w:val="14"/>
+            <w:tcW w:type="dxa" w:w="3040"/>
+            <w:tcMar>
+              <w:top w:w="80" w:type="dxa"/>
+              <w:start w:w="120" w:type="dxa"/>
+              <w:bottom w:w="80" w:type="dxa"/>
+              <w:end w:w="120" w:type="dxa"/>
+            </w:tcMar>
+            <w:vAlign w:val="center"/>
+          </w:tcPr>
+          <w:p>
+            <w:pPr>
+              <w:spacing w:before="0" w:after="0" w:line="252" w:lineRule="auto"/>
+            </w:pPr>
+            <w:r/>
+            <w:r>
+              <w:rPr>
+                <w:rFonts w:ascii="Calibri" w:hAnsi="Calibri"/>
+                <w:b w:val="0"/>
+                <w:color w:val="1E1E1E"/>
+                <w:sz w:val="13"/>
               </w:rPr>
               <w:t>основной отчет и корректировки показывать отдельными уровнями</w:t>
             </w:r>
@@ -17777,7 +18441,7 @@
                 <w:color w:val="1F4D78"/>
                 <w:sz w:val="20"/>
               </w:rPr>
-              <w:t>Ограничение документного статуса</w:t>
+              <w:t>Запрет на смешение статусов</w:t>
             </w:r>
           </w:p>
           <w:p>
@@ -17790,7 +18454,7 @@
                 <w:color w:val="1E1E1E"/>
                 <w:sz w:val="19"/>
               </w:rPr>
-              <w:t>Статус вида `9/9 ОК` может означать только, что девять сопоставленных документов не дали полевых расхождений. Он не доказывает, что сальдо ERP равно сальдо 1С. Для этого нужен отдельный сальдовый блок сверки.</w:t>
+              <w:t>На странице `Сальдо по поставкам` не показывать количество совпавших документов 1С и не использовать статус `ОК`. Документные проверки и причины расхождений показываются только на странице `Монитор ERP ↔ 1С`.</w:t>
             </w:r>
           </w:p>
         </w:tc>
@@ -22765,7 +23429,7 @@
                 <w:color w:val="1E1E1E"/>
                 <w:sz w:val="19"/>
               </w:rPr>
-              <w:t>Контрольный JSON и XLSX собраны серверным скриптом из MariaDB ERP. Для каждой поставки проверено равенство `get_paidsum` и распределенной оплаты `SUM(veda_acchist_docs.f_clssum)`, а дельта рассчитана как `SUM(get_paidsum) - SUM(get_realizsum)`.</w:t>
+              <w:t>Контрольный набор собран серверным SQL-скриптом из MariaDB ERP. Для каждой поставки проверено равенство `get_paidsum` и распределенной оплаты `SUM(veda_acchist_docs.f_clssum)`, а дельта рассчитана как `SUM(get_paidsum) - SUM(get_realizsum)`.</w:t>
             </w:r>
           </w:p>
         </w:tc>
@@ -22849,7 +23513,7 @@
           <w:color w:val="2E74B5"/>
           <w:sz w:val="26"/>
         </w:rPr>
-        <w:t>14.1 Проверка тестового монитора ERP ↔ 1С</w:t>
+        <w:t>14.1 Проверка монитора ERP ↔ 1С</w:t>
       </w:r>
     </w:p>
     <w:p>
@@ -22862,7 +23526,7 @@
           <w:color w:val="1E1E1E"/>
           <w:sz w:val="21"/>
         </w:rPr>
-        <w:t>Для страницы монитора выполнена тестовая проверка по тому же договору 660/1 на небольшом live-срезе. Источник 1С в тесте - загруженная выгрузка 1С в PostgreSQL; в production этот источник должен быть заменен или подтвержден как согласованный кэш SOAP-выгрузки.</w:t>
+        <w:t>Для страницы монитора выполнена проверка по тому же договору 660/1 на небольшом онлайн-срезе. В рабочем контуре источник 1С должен предоставляться текущим сервисом 1С с теми же документами и реквизитами, которые перечислены в маппинге.</w:t>
       </w:r>
     </w:p>
     <w:tbl>
@@ -22961,7 +23625,7 @@
                 <w:color w:val="1E1E1E"/>
                 <w:sz w:val="15"/>
               </w:rPr>
-              <w:t>URL теста</w:t>
+              <w:t>Параметры проверки</w:t>
             </w:r>
           </w:p>
         </w:tc>
@@ -22988,7 +23652,7 @@
                 <w:color w:val="1E1E1E"/>
                 <w:sz w:val="15"/>
               </w:rPr>
-              <w:t>`client_id=221&amp;dog_id=88&amp;limit=3&amp;scope=legal&amp;compare_1c=1`</w:t>
+              <w:t>ЮЛ `client_id=221`, договор `dog_id=88`, 3 свежие поставки договора 660/1</w:t>
             </w:r>
           </w:p>
         </w:tc>
@@ -23212,7 +23876,7 @@
                 <w:color w:val="1E1E1E"/>
                 <w:sz w:val="15"/>
               </w:rPr>
-              <w:t>Такой результат нельзя показывать как `1С ОК`; нужен отдельный статус `Договор/заявка расходится` и запись в журнал расхождений.</w:t>
+              <w:t>Такой результат нельзя показывать как общий `ОК`; нужен отдельный статус `Договор/заявка расходится` и запись в журнал расхождений.</w:t>
             </w:r>
           </w:p>
         </w:tc>
@@ -23268,7 +23932,7 @@
                 <w:color w:val="1E1E1E"/>
                 <w:sz w:val="15"/>
               </w:rPr>
-              <w:t>Live `limit=3` занимает десятки секунд, `limit=10` не подходит для синхронного экрана; полный договор/историю считать runner-ом.</w:t>
+              <w:t>Онлайн-срез из 3 поставок занимает десятки секунд; 10 поставок не подходят для синхронного экрана. Полный договор/историю считать фоновым обработчиком.</w:t>
             </w:r>
           </w:p>
         </w:tc>
@@ -23344,7 +24008,7 @@
           <w:rFonts w:ascii="Calibri" w:hAnsi="Calibri"/>
           <w:sz w:val="20"/>
         </w:rPr>
-        <w:t>Свежий кейс 660/1 воспроизводит live-итоги MariaDB: поступления/get_paidsum 2 331 111,33; реализация/get_realizsum 2 415 525,73; сальдо -84 414,40. Это критерий ERP-сальдовки, не критерий совпадения с 1С.</w:t>
+        <w:t>Свежий кейс 660/1 воспроизводит итоги ERP: поступления/get_paidsum 2 331 111,33; реализация/get_realizsum 2 415 525,73; сальдо -84 414,40. Это критерий ERP-сальдовки, не критерий совпадения с 1С.</w:t>
       </w:r>
     </w:p>
     <w:p>
@@ -23370,7 +24034,7 @@
           <w:rFonts w:ascii="Calibri" w:hAnsi="Calibri"/>
           <w:sz w:val="20"/>
         </w:rPr>
-        <w:t>На live-экране действует малый лимит и пагинация: по контрольному URL `client_id=221&amp;dog_id=88&amp;scope=legal` срез 3 поставок отрабатывает, а попытка 10 поставок уже неприемлема для синхронного запроса.</w:t>
+        <w:t>На онлайн-экране действует малый лимит и пагинация: срез из 3 поставок по ЮЛ `client_id=221` и договору `dog_id=88` отрабатывает, а попытка 10 поставок уже неприемлема для синхронного запроса.</w:t>
       </w:r>
     </w:p>
     <w:p>
@@ -23422,7 +24086,7 @@
           <w:rFonts w:ascii="Calibri" w:hAnsi="Calibri"/>
           <w:sz w:val="20"/>
         </w:rPr>
-        <w:t>Бейдж `1С: X/Y совпало` означает только документное сопоставление и не используется как итоговый статус совпадения сальдо.</w:t>
+        <w:t>На странице сальдо не показываются счетчики совпавших документов 1С; документное сопоставление находится только в `Мониторе ERP ↔ 1С`.</w:t>
       </w:r>
     </w:p>
     <w:p>
@@ -23435,7 +24099,7 @@
           <w:rFonts w:ascii="Calibri" w:hAnsi="Calibri"/>
           <w:sz w:val="20"/>
         </w:rPr>
-        <w:t>Для настоящей сверки ERP ↔ 1С есть отдельная страница `Монитор ERP ↔ 1С` с запуском `run_id`, статусом источников, блоком `ERP без 1С`, блоком `1С без ERP`, блоком полевых расхождений и блоком сальдо.</w:t>
+        <w:t>Для настоящей сверки ERP ↔ 1С есть отдельная страница `Монитор ERP ↔ 1С` с запуском `run_id`, статусом источников, блоком `ERP без 1С`, блоком `1С без ERP`, блоком расхождений по документам и блоком сальдо.</w:t>
       </w:r>
     </w:p>
     <w:p>
@@ -23461,7 +24125,7 @@
           <w:rFonts w:ascii="Calibri" w:hAnsi="Calibri"/>
           <w:sz w:val="20"/>
         </w:rPr>
-        <w:t>Runner для тяжелой исторической сверки сохраняет результат и не блокирует интерфейс синхронным пересчетом всей истории.</w:t>
+        <w:t>Фоновый обработчик для тяжелой исторической сверки сохраняет результат и не блокирует интерфейс синхронным пересчетом всей истории.</w:t>
       </w:r>
     </w:p>
     <w:p>
@@ -23488,19 +24152,6 @@
           <w:sz w:val="20"/>
         </w:rPr>
         <w:t>Журнал расхождений пишет тип ошибки, источник, операцию, суммы и контекст поставки.</w:t>
-      </w:r>
-    </w:p>
-    <w:p>
-      <w:pPr>
-        <w:pStyle w:val="ListBullet"/>
-        <w:spacing w:after="80" w:line="300" w:lineRule="auto"/>
-      </w:pPr>
-      <w:r>
-        <w:rPr>
-          <w:rFonts w:ascii="Calibri" w:hAnsi="Calibri"/>
-          <w:sz w:val="20"/>
-        </w:rPr>
-        <w:t>Автотесты live-валидации проходят: `npm test` по текущему PR.</w:t>
       </w:r>
     </w:p>
     <w:sectPr>
